--- a/Received/three/Class3_computer.docx
+++ b/Received/three/Class3_computer.docx
@@ -12,25 +12,156 @@
           <w:szCs w:val="36"/>
         </w:rPr>
       </w:pPr>
-      <w:r>
-        <w:rPr>
+      <w:bookmarkStart w:id="0" w:name="_Hlk138315100"/>
+      <w:r>
+        <w:rPr>
+          <w:rFonts w:ascii="Preeti" w:hAnsi="Preeti"/>
+          <w:b/>
+          <w:bCs/>
           <w:noProof/>
+          <w:sz w:val="40"/>
+          <w:szCs w:val="40"/>
         </w:rPr>
         <mc:AlternateContent>
           <mc:Choice Requires="wps">
             <w:drawing>
-              <wp:anchor distT="0" distB="0" distL="114300" distR="114300" simplePos="0" relativeHeight="251659264" behindDoc="0" locked="0" layoutInCell="1" allowOverlap="1" wp14:anchorId="540FC9AB" wp14:editId="55B324E0">
+              <wp:anchor distT="45720" distB="45720" distL="114300" distR="114300" simplePos="0" relativeHeight="251683840" behindDoc="0" locked="0" layoutInCell="1" allowOverlap="1" wp14:anchorId="0CACD12E" wp14:editId="5CE191FF">
+                <wp:simplePos x="0" y="0"/>
+                <wp:positionH relativeFrom="column">
+                  <wp:posOffset>5831637</wp:posOffset>
+                </wp:positionH>
+                <wp:positionV relativeFrom="paragraph">
+                  <wp:posOffset>-39993</wp:posOffset>
+                </wp:positionV>
+                <wp:extent cx="897147" cy="1404620"/>
+                <wp:effectExtent l="0" t="0" r="0" b="0"/>
+                <wp:wrapNone/>
+                <wp:docPr id="1" name="Text Box 2"/>
+                <wp:cNvGraphicFramePr>
+                  <a:graphicFrameLocks xmlns:a="http://schemas.openxmlformats.org/drawingml/2006/main"/>
+                </wp:cNvGraphicFramePr>
+                <a:graphic xmlns:a="http://schemas.openxmlformats.org/drawingml/2006/main">
+                  <a:graphicData uri="http://schemas.microsoft.com/office/word/2010/wordprocessingShape">
+                    <wps:wsp>
+                      <wps:cNvSpPr txBox="1">
+                        <a:spLocks noChangeArrowheads="1"/>
+                      </wps:cNvSpPr>
+                      <wps:spPr bwMode="auto">
+                        <a:xfrm>
+                          <a:off x="0" y="0"/>
+                          <a:ext cx="897147" cy="1404620"/>
+                        </a:xfrm>
+                        <a:prstGeom prst="rect">
+                          <a:avLst/>
+                        </a:prstGeom>
+                        <a:noFill/>
+                        <a:ln w="9525">
+                          <a:noFill/>
+                          <a:miter lim="800000"/>
+                          <a:headEnd/>
+                          <a:tailEnd/>
+                        </a:ln>
+                      </wps:spPr>
+                      <wps:txbx>
+                        <w:txbxContent>
+                          <w:p>
+                            <w:r>
+                              <w:rPr>
+                                <w:rFonts w:ascii="Times New Roman" w:hAnsi="Times New Roman" w:cs="Times New Roman"/>
+                                <w:b/>
+                                <w:bCs/>
+                                <w:sz w:val="32"/>
+                                <w:szCs w:val="32"/>
+                              </w:rPr>
+                              <w:t>D-</w:t>
+                            </w:r>
+                            <w:r>
+                              <w:rPr>
+                                <w:rFonts w:ascii="Times New Roman" w:hAnsi="Times New Roman" w:cs="Times New Roman"/>
+                                <w:b/>
+                                <w:bCs/>
+                                <w:sz w:val="32"/>
+                                <w:szCs w:val="32"/>
+                              </w:rPr>
+                              <w:t xml:space="preserve"> 24</w:t>
+                            </w:r>
+                          </w:p>
+                        </w:txbxContent>
+                      </wps:txbx>
+                      <wps:bodyPr rot="0" vert="horz" wrap="square" lIns="91440" tIns="45720" rIns="91440" bIns="45720" anchor="t" anchorCtr="0">
+                        <a:spAutoFit/>
+                      </wps:bodyPr>
+                    </wps:wsp>
+                  </a:graphicData>
+                </a:graphic>
+                <wp14:sizeRelH relativeFrom="margin">
+                  <wp14:pctWidth>0</wp14:pctWidth>
+                </wp14:sizeRelH>
+                <wp14:sizeRelV relativeFrom="margin">
+                  <wp14:pctHeight>20000</wp14:pctHeight>
+                </wp14:sizeRelV>
+              </wp:anchor>
+            </w:drawing>
+          </mc:Choice>
+          <mc:Fallback>
+            <w:pict>
+              <v:shapetype w14:anchorId="0CACD12E" id="_x0000_t202" coordsize="21600,21600" o:spt="202" path="m,l,21600r21600,l21600,xe">
+                <v:stroke joinstyle="miter"/>
+                <v:path gradientshapeok="t" o:connecttype="rect"/>
+              </v:shapetype>
+              <v:shape id="Text Box 2" o:spid="_x0000_s1026" type="#_x0000_t202" style="position:absolute;margin-left:459.2pt;margin-top:-3.15pt;width:70.65pt;height:110.6pt;z-index:251683840;visibility:visible;mso-wrap-style:square;mso-width-percent:0;mso-height-percent:200;mso-wrap-distance-left:9pt;mso-wrap-distance-top:3.6pt;mso-wrap-distance-right:9pt;mso-wrap-distance-bottom:3.6pt;mso-position-horizontal:absolute;mso-position-horizontal-relative:text;mso-position-vertical:absolute;mso-position-vertical-relative:text;mso-width-percent:0;mso-height-percent:200;mso-width-relative:margin;mso-height-relative:margin;v-text-anchor:top" o:gfxdata="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" filled="f" stroked="f">
+                <v:textbox style="mso-fit-shape-to-text:t">
+                  <w:txbxContent>
+                    <w:p>
+                      <w:r>
+                        <w:rPr>
+                          <w:rFonts w:ascii="Times New Roman" w:hAnsi="Times New Roman" w:cs="Times New Roman"/>
+                          <w:b/>
+                          <w:bCs/>
+                          <w:sz w:val="32"/>
+                          <w:szCs w:val="32"/>
+                        </w:rPr>
+                        <w:t>D-</w:t>
+                      </w:r>
+                      <w:r>
+                        <w:rPr>
+                          <w:rFonts w:ascii="Times New Roman" w:hAnsi="Times New Roman" w:cs="Times New Roman"/>
+                          <w:b/>
+                          <w:bCs/>
+                          <w:sz w:val="32"/>
+                          <w:szCs w:val="32"/>
+                        </w:rPr>
+                        <w:t xml:space="preserve"> 24</w:t>
+                      </w:r>
+                    </w:p>
+                  </w:txbxContent>
+                </v:textbox>
+              </v:shape>
+            </w:pict>
+          </mc:Fallback>
+        </mc:AlternateContent>
+      </w:r>
+      <w:r>
+        <w:rPr>
+          <w:rFonts w:ascii="Times New Roman" w:hAnsi="Times New Roman" w:cs="Times New Roman"/>
+          <w:noProof/>
+          <w:szCs w:val="22"/>
+        </w:rPr>
+        <mc:AlternateContent>
+          <mc:Choice Requires="wps">
+            <w:drawing>
+              <wp:anchor distT="0" distB="0" distL="114300" distR="114300" simplePos="0" relativeHeight="251681792" behindDoc="0" locked="0" layoutInCell="1" allowOverlap="1" wp14:anchorId="54AADDFE" wp14:editId="3A134ADE">
                 <wp:simplePos x="0" y="0"/>
                 <wp:positionH relativeFrom="margin">
                   <wp:posOffset>0</wp:posOffset>
                 </wp:positionH>
                 <wp:positionV relativeFrom="paragraph">
-                  <wp:posOffset>7620</wp:posOffset>
+                  <wp:posOffset>8087</wp:posOffset>
                 </wp:positionV>
-                <wp:extent cx="479425" cy="584835"/>
-                <wp:effectExtent l="0" t="0" r="0" b="5715"/>
+                <wp:extent cx="479425" cy="584799"/>
+                <wp:effectExtent l="0" t="0" r="0" b="6350"/>
                 <wp:wrapNone/>
-                <wp:docPr id="2074943646" name="Rectangle 6"/>
+                <wp:docPr id="25" name="Rectangle 1"/>
                 <wp:cNvGraphicFramePr>
                   <a:graphicFrameLocks xmlns:a="http://schemas.openxmlformats.org/drawingml/2006/main"/>
                 </wp:cNvGraphicFramePr>
@@ -43,7 +174,7 @@
                       <wps:spPr bwMode="auto">
                         <a:xfrm>
                           <a:off x="0" y="0"/>
-                          <a:ext cx="479425" cy="584835"/>
+                          <a:ext cx="479425" cy="584799"/>
                         </a:xfrm>
                         <a:prstGeom prst="rect">
                           <a:avLst/>
@@ -58,17 +189,29 @@
                         <a:ln>
                           <a:noFill/>
                         </a:ln>
+                        <a:extLst>
+                          <a:ext uri="{91240B29-F687-4F45-9708-019B960494DF}">
+                            <a14:hiddenLine xmlns:a14="http://schemas.microsoft.com/office/drawing/2010/main" w="25400">
+                              <a:solidFill>
+                                <a:srgbClr val="000000"/>
+                              </a:solidFill>
+                              <a:miter lim="800000"/>
+                              <a:headEnd/>
+                              <a:tailEnd/>
+                            </a14:hiddenLine>
+                          </a:ext>
+                        </a:extLst>
                       </wps:spPr>
-                      <wps:bodyPr rot="0" vertOverflow="clip" horzOverflow="clip" vert="horz" wrap="square" lIns="91440" tIns="45720" rIns="91440" bIns="45720" anchor="ctr" anchorCtr="0" upright="1">
+                      <wps:bodyPr rot="0" vert="horz" wrap="square" lIns="91440" tIns="45720" rIns="91440" bIns="45720" anchor="ctr" anchorCtr="0" upright="1">
                         <a:noAutofit/>
                       </wps:bodyPr>
                     </wps:wsp>
                   </a:graphicData>
                 </a:graphic>
-                <wp14:sizeRelH relativeFrom="page">
+                <wp14:sizeRelH relativeFrom="margin">
                   <wp14:pctWidth>0</wp14:pctWidth>
                 </wp14:sizeRelH>
-                <wp14:sizeRelV relativeFrom="page">
+                <wp14:sizeRelV relativeFrom="margin">
                   <wp14:pctHeight>0</wp14:pctHeight>
                 </wp14:sizeRelV>
               </wp:anchor>
@@ -76,7 +219,7 @@
           </mc:Choice>
           <mc:Fallback>
             <w:pict>
-              <v:rect w14:anchorId="74789170" id="Rectangle 6" o:spid="_x0000_s1026" style="position:absolute;margin-left:0;margin-top:.6pt;width:37.75pt;height:46.05pt;z-index:251659264;visibility:visible;mso-wrap-style:square;mso-width-percent:0;mso-height-percent:0;mso-wrap-distance-left:9pt;mso-wrap-distance-top:0;mso-wrap-distance-right:9pt;mso-wrap-distance-bottom:0;mso-position-horizontal:absolute;mso-position-horizontal-relative:margin;mso-position-vertical:absolute;mso-position-vertical-relative:text;mso-width-percent:0;mso-height-percent:0;mso-width-relative:page;mso-height-relative:page;v-text-anchor:middle" o:gfxdata="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" stroked="f">
+              <v:rect w14:anchorId="23F35443" id="Rectangle 1" o:spid="_x0000_s1026" style="position:absolute;margin-left:0;margin-top:.65pt;width:37.75pt;height:46.05pt;z-index:251681792;visibility:visible;mso-wrap-style:square;mso-width-percent:0;mso-height-percent:0;mso-wrap-distance-left:9pt;mso-wrap-distance-top:0;mso-wrap-distance-right:9pt;mso-wrap-distance-bottom:0;mso-position-horizontal:absolute;mso-position-horizontal-relative:margin;mso-position-vertical:absolute;mso-position-vertical-relative:text;mso-width-percent:0;mso-height-percent:0;mso-width-relative:margin;mso-height-relative:margin;v-text-anchor:middle" o:gfxdata="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" stroked="f" strokeweight="2pt">
                 <v:fill r:id="rId8" o:title="" recolor="t" rotate="t" type="frame"/>
                 <w10:wrap anchorx="margin"/>
               </v:rect>
@@ -84,7 +227,6 @@
           </mc:Fallback>
         </mc:AlternateContent>
       </w:r>
-      <w:bookmarkStart w:id="0" w:name="_Hlk138315100"/>
       <w:r>
         <w:rPr>
           <w:rFonts w:ascii="Times New Roman" w:hAnsi="Times New Roman" w:cs="Times New Roman"/>
@@ -131,21 +273,95 @@
           <w:sz w:val="24"/>
           <w:szCs w:val="24"/>
         </w:rPr>
-        <w:t>Ratnanagar-7, Sauraha, Chitwan</w:t>
+        <w:t xml:space="preserve">Ratnanagar-7, </w:t>
+      </w:r>
+      <w:proofErr w:type="spellStart"/>
+      <w:r>
+        <w:rPr>
+          <w:rFonts w:ascii="Times New Roman" w:hAnsi="Times New Roman" w:cs="Times New Roman"/>
+          <w:b/>
+          <w:sz w:val="24"/>
+          <w:szCs w:val="24"/>
+        </w:rPr>
+        <w:t>Sauraha</w:t>
+      </w:r>
+      <w:proofErr w:type="spellEnd"/>
+      <w:r>
+        <w:rPr>
+          <w:rFonts w:ascii="Times New Roman" w:hAnsi="Times New Roman" w:cs="Times New Roman"/>
+          <w:b/>
+          <w:sz w:val="24"/>
+          <w:szCs w:val="24"/>
+        </w:rPr>
+        <w:t>, Chitwan</w:t>
       </w:r>
     </w:p>
     <w:p>
       <w:pPr>
         <w:spacing w:after="0" w:line="240" w:lineRule="auto"/>
-        <w:ind w:left="450" w:hanging="450"/>
-        <w:jc w:val="center"/>
-        <w:rPr>
-          <w:rFonts w:ascii="Times New Roman" w:hAnsi="Times New Roman" w:cs="Times New Roman"/>
-          <w:b/>
-          <w:sz w:val="28"/>
-          <w:szCs w:val="28"/>
-        </w:rPr>
-      </w:pPr>
+        <w:ind w:hanging="450"/>
+        <w:rPr>
+          <w:rFonts w:ascii="Times New Roman" w:hAnsi="Times New Roman" w:cs="Times New Roman"/>
+          <w:b/>
+          <w:sz w:val="28"/>
+          <w:szCs w:val="28"/>
+        </w:rPr>
+      </w:pPr>
+      <w:r>
+        <w:rPr>
+          <w:rFonts w:ascii="Times New Roman" w:hAnsi="Times New Roman" w:cs="Times New Roman"/>
+          <w:b/>
+          <w:sz w:val="28"/>
+          <w:szCs w:val="28"/>
+        </w:rPr>
+        <w:t xml:space="preserve">       </w:t>
+      </w:r>
+      <w:r>
+        <w:rPr>
+          <w:rFonts w:ascii="Times New Roman" w:hAnsi="Times New Roman" w:cs="Times New Roman"/>
+          <w:b/>
+          <w:sz w:val="28"/>
+          <w:szCs w:val="28"/>
+        </w:rPr>
+        <w:tab/>
+      </w:r>
+      <w:r>
+        <w:rPr>
+          <w:rFonts w:ascii="Times New Roman" w:hAnsi="Times New Roman" w:cs="Times New Roman"/>
+          <w:b/>
+          <w:sz w:val="28"/>
+          <w:szCs w:val="28"/>
+        </w:rPr>
+        <w:tab/>
+      </w:r>
+      <w:r>
+        <w:rPr>
+          <w:rFonts w:ascii="Times New Roman" w:hAnsi="Times New Roman" w:cs="Times New Roman"/>
+          <w:b/>
+          <w:sz w:val="28"/>
+          <w:szCs w:val="28"/>
+        </w:rPr>
+        <w:tab/>
+        <w:t xml:space="preserve"> </w:t>
+      </w:r>
+      <w:r>
+        <w:rPr>
+          <w:rFonts w:ascii="Times New Roman" w:hAnsi="Times New Roman" w:cs="Times New Roman"/>
+          <w:b/>
+          <w:sz w:val="28"/>
+          <w:szCs w:val="28"/>
+        </w:rPr>
+        <w:tab/>
+      </w:r>
+      <w:r>
+        <w:rPr>
+          <w:rFonts w:ascii="Times New Roman" w:hAnsi="Times New Roman" w:cs="Times New Roman"/>
+          <w:b/>
+          <w:sz w:val="28"/>
+          <w:szCs w:val="28"/>
+        </w:rPr>
+        <w:t xml:space="preserve">    </w:t>
+      </w:r>
       <w:r>
         <w:rPr>
           <w:rFonts w:ascii="Times New Roman" w:hAnsi="Times New Roman" w:cs="Times New Roman"/>
@@ -154,7 +370,72 @@
           <w:szCs w:val="28"/>
           <w:u w:val="single"/>
         </w:rPr>
-        <w:t>First Achievement Test-2082</w:t>
+        <w:t>Third Terminal</w:t>
+      </w:r>
+      <w:r>
+        <w:rPr>
+          <w:rFonts w:ascii="Times New Roman" w:hAnsi="Times New Roman" w:cs="Times New Roman"/>
+          <w:b/>
+          <w:sz w:val="28"/>
+          <w:szCs w:val="28"/>
+          <w:u w:val="single"/>
+        </w:rPr>
+        <w:t xml:space="preserve"> Examination-20</w:t>
+      </w:r>
+      <w:r>
+        <w:rPr>
+          <w:rFonts w:ascii="Times New Roman" w:hAnsi="Times New Roman" w:cs="Times New Roman"/>
+          <w:b/>
+          <w:sz w:val="28"/>
+          <w:szCs w:val="28"/>
+          <w:u w:val="single"/>
+        </w:rPr>
+        <w:t>82</w:t>
+      </w:r>
+      <w:r>
+        <w:rPr>
+          <w:rFonts w:ascii="Times New Roman" w:hAnsi="Times New Roman" w:cs="Times New Roman"/>
+          <w:b/>
+          <w:sz w:val="28"/>
+          <w:szCs w:val="28"/>
+        </w:rPr>
+        <w:tab/>
+      </w:r>
+      <w:r>
+        <w:rPr>
+          <w:rFonts w:ascii="Times New Roman" w:hAnsi="Times New Roman" w:cs="Times New Roman"/>
+          <w:b/>
+          <w:sz w:val="28"/>
+          <w:szCs w:val="28"/>
+        </w:rPr>
+        <w:tab/>
+      </w:r>
+      <w:r>
+        <w:rPr>
+          <w:rFonts w:ascii="Times New Roman" w:hAnsi="Times New Roman" w:cs="Times New Roman"/>
+          <w:b/>
+          <w:sz w:val="28"/>
+          <w:szCs w:val="28"/>
+        </w:rPr>
+        <w:tab/>
+      </w:r>
+      <w:r>
+        <w:rPr>
+          <w:rFonts w:ascii="Times New Roman" w:hAnsi="Times New Roman" w:cs="Times New Roman"/>
+          <w:b/>
+          <w:sz w:val="28"/>
+          <w:szCs w:val="28"/>
+        </w:rPr>
+        <w:tab/>
+      </w:r>
+      <w:r>
+        <w:rPr>
+          <w:rFonts w:ascii="Times New Roman" w:hAnsi="Times New Roman" w:cs="Times New Roman"/>
+          <w:b/>
+          <w:sz w:val="28"/>
+          <w:szCs w:val="28"/>
+        </w:rPr>
+        <w:t xml:space="preserve"> </w:t>
       </w:r>
     </w:p>
     <w:p>
@@ -186,26 +467,26 @@
           <w:sz w:val="28"/>
           <w:szCs w:val="28"/>
         </w:rPr>
-        <w:t>3</w:t>
-      </w:r>
-      <w:r>
-        <w:rPr>
-          <w:rFonts w:ascii="Times New Roman" w:hAnsi="Times New Roman" w:cs="Times New Roman"/>
-          <w:b/>
-          <w:sz w:val="28"/>
-          <w:szCs w:val="28"/>
-        </w:rPr>
-        <w:tab/>
-      </w:r>
-      <w:r>
-        <w:rPr>
-          <w:rFonts w:ascii="Times New Roman" w:hAnsi="Times New Roman" w:cs="Times New Roman"/>
-          <w:b/>
-          <w:sz w:val="28"/>
-          <w:szCs w:val="28"/>
-        </w:rPr>
-        <w:tab/>
-        <w:t xml:space="preserve">           </w:t>
+        <w:t xml:space="preserve"> Three</w:t>
+      </w:r>
+      <w:r>
+        <w:rPr>
+          <w:rFonts w:ascii="Times New Roman" w:hAnsi="Times New Roman" w:cs="Times New Roman"/>
+          <w:b/>
+          <w:sz w:val="28"/>
+          <w:szCs w:val="28"/>
+        </w:rPr>
+        <w:tab/>
+        <w:t xml:space="preserve">       </w:t>
+      </w:r>
+      <w:r>
+        <w:rPr>
+          <w:rFonts w:ascii="Times New Roman" w:hAnsi="Times New Roman" w:cs="Times New Roman"/>
+          <w:b/>
+          <w:sz w:val="28"/>
+          <w:szCs w:val="28"/>
+        </w:rPr>
+        <w:t xml:space="preserve">    </w:t>
       </w:r>
       <w:r>
         <w:rPr>
@@ -232,7 +513,7 @@
           <w:sz w:val="24"/>
           <w:szCs w:val="24"/>
         </w:rPr>
-        <w:t>Time: - 1hrs.</w:t>
+        <w:t>Time: -</w:t>
       </w:r>
       <w:r>
         <w:rPr>
@@ -241,7 +522,7 @@
           <w:sz w:val="24"/>
           <w:szCs w:val="24"/>
         </w:rPr>
-        <w:tab/>
+        <w:t xml:space="preserve"> </w:t>
       </w:r>
       <w:r>
         <w:rPr>
@@ -250,7 +531,7 @@
           <w:sz w:val="24"/>
           <w:szCs w:val="24"/>
         </w:rPr>
-        <w:tab/>
+        <w:t>1</w:t>
       </w:r>
       <w:r>
         <w:rPr>
@@ -259,7 +540,7 @@
           <w:sz w:val="24"/>
           <w:szCs w:val="24"/>
         </w:rPr>
-        <w:tab/>
+        <w:t xml:space="preserve"> hr.</w:t>
       </w:r>
       <w:r>
         <w:rPr>
@@ -274,10 +555,82 @@
         <w:rPr>
           <w:rFonts w:ascii="Times New Roman" w:hAnsi="Times New Roman" w:cs="Times New Roman"/>
           <w:b/>
-          <w:sz w:val="28"/>
-          <w:szCs w:val="28"/>
-        </w:rPr>
-        <w:t xml:space="preserve">F.M.:25  </w:t>
+          <w:sz w:val="24"/>
+          <w:szCs w:val="24"/>
+        </w:rPr>
+        <w:tab/>
+      </w:r>
+      <w:r>
+        <w:rPr>
+          <w:rFonts w:ascii="Times New Roman" w:hAnsi="Times New Roman" w:cs="Times New Roman"/>
+          <w:b/>
+          <w:sz w:val="24"/>
+          <w:szCs w:val="24"/>
+        </w:rPr>
+        <w:tab/>
+      </w:r>
+      <w:r>
+        <w:rPr>
+          <w:rFonts w:ascii="Times New Roman" w:hAnsi="Times New Roman" w:cs="Times New Roman"/>
+          <w:b/>
+          <w:sz w:val="24"/>
+          <w:szCs w:val="24"/>
+        </w:rPr>
+        <w:tab/>
+      </w:r>
+      <w:r>
+        <w:rPr>
+          <w:rFonts w:ascii="Times New Roman" w:hAnsi="Times New Roman" w:cs="Times New Roman"/>
+          <w:b/>
+          <w:sz w:val="24"/>
+          <w:szCs w:val="24"/>
+        </w:rPr>
+        <w:tab/>
+      </w:r>
+      <w:r>
+        <w:rPr>
+          <w:rFonts w:ascii="Times New Roman" w:hAnsi="Times New Roman" w:cs="Times New Roman"/>
+          <w:b/>
+          <w:sz w:val="24"/>
+          <w:szCs w:val="24"/>
+        </w:rPr>
+        <w:tab/>
+      </w:r>
+      <w:r>
+        <w:rPr>
+          <w:rFonts w:ascii="Times New Roman" w:hAnsi="Times New Roman" w:cs="Times New Roman"/>
+          <w:b/>
+          <w:sz w:val="28"/>
+          <w:szCs w:val="28"/>
+        </w:rPr>
+        <w:t>F.M.:</w:t>
+      </w:r>
+      <w:r>
+        <w:rPr>
+          <w:rFonts w:ascii="Times New Roman" w:hAnsi="Times New Roman" w:cs="Times New Roman"/>
+          <w:b/>
+          <w:sz w:val="28"/>
+          <w:szCs w:val="28"/>
+        </w:rPr>
+        <w:t xml:space="preserve"> </w:t>
+      </w:r>
+      <w:r>
+        <w:rPr>
+          <w:rFonts w:ascii="Times New Roman" w:hAnsi="Times New Roman" w:cs="Times New Roman"/>
+          <w:b/>
+          <w:sz w:val="28"/>
+          <w:szCs w:val="28"/>
+        </w:rPr>
+        <w:t>25</w:t>
+      </w:r>
+      <w:r>
+        <w:rPr>
+          <w:rFonts w:ascii="Times New Roman" w:hAnsi="Times New Roman" w:cs="Times New Roman"/>
+          <w:b/>
+          <w:sz w:val="28"/>
+          <w:szCs w:val="28"/>
+        </w:rPr>
+        <w:t xml:space="preserve"> </w:t>
       </w:r>
     </w:p>
     <w:p>
@@ -300,7 +653,16 @@
           <w:sz w:val="28"/>
           <w:szCs w:val="28"/>
         </w:rPr>
-        <w:t xml:space="preserve">Sub: </w:t>
+        <w:t>Sub:</w:t>
+      </w:r>
+      <w:r>
+        <w:rPr>
+          <w:rFonts w:ascii="Times New Roman" w:hAnsi="Times New Roman" w:cs="Times New Roman"/>
+          <w:b/>
+          <w:sz w:val="28"/>
+          <w:szCs w:val="28"/>
+        </w:rPr>
+        <w:t xml:space="preserve"> </w:t>
       </w:r>
       <w:r>
         <w:rPr>
@@ -310,99 +672,17 @@
           <w:szCs w:val="28"/>
         </w:rPr>
         <w:t>Computer</w:t>
-      </w:r>
-      <w:r>
-        <w:rPr>
-          <w:rFonts w:ascii="Times New Roman" w:hAnsi="Times New Roman" w:cs="Times New Roman"/>
-          <w:b/>
-          <w:sz w:val="28"/>
-          <w:szCs w:val="28"/>
-        </w:rPr>
-        <w:tab/>
-      </w:r>
-      <w:r>
-        <w:rPr>
-          <w:rFonts w:ascii="Times New Roman" w:hAnsi="Times New Roman" w:cs="Times New Roman"/>
-          <w:b/>
-          <w:sz w:val="28"/>
-          <w:szCs w:val="28"/>
-        </w:rPr>
-        <w:tab/>
-      </w:r>
-      <w:r>
-        <w:rPr>
-          <w:rFonts w:ascii="Times New Roman" w:hAnsi="Times New Roman" w:cs="Times New Roman"/>
-          <w:b/>
-          <w:sz w:val="28"/>
-          <w:szCs w:val="28"/>
-        </w:rPr>
-        <w:tab/>
-      </w:r>
-      <w:r>
-        <w:rPr>
-          <w:rFonts w:ascii="Times New Roman" w:hAnsi="Times New Roman" w:cs="Times New Roman"/>
-          <w:b/>
-          <w:sz w:val="28"/>
-          <w:szCs w:val="28"/>
-        </w:rPr>
-        <w:tab/>
-      </w:r>
-      <w:r>
-        <w:rPr>
-          <w:rFonts w:ascii="Times New Roman" w:hAnsi="Times New Roman" w:cs="Times New Roman"/>
-          <w:b/>
-          <w:sz w:val="28"/>
-          <w:szCs w:val="28"/>
-        </w:rPr>
-        <w:tab/>
-      </w:r>
-      <w:r>
-        <w:rPr>
-          <w:rFonts w:ascii="Times New Roman" w:hAnsi="Times New Roman" w:cs="Times New Roman"/>
-          <w:b/>
-          <w:sz w:val="28"/>
-          <w:szCs w:val="28"/>
-        </w:rPr>
-        <w:tab/>
-      </w:r>
-      <w:r>
-        <w:rPr>
-          <w:rFonts w:ascii="Times New Roman" w:hAnsi="Times New Roman" w:cs="Times New Roman"/>
-          <w:b/>
-          <w:sz w:val="28"/>
-          <w:szCs w:val="28"/>
-        </w:rPr>
-        <w:tab/>
-      </w:r>
-      <w:r>
-        <w:rPr>
-          <w:rFonts w:ascii="Times New Roman" w:hAnsi="Times New Roman" w:cs="Times New Roman"/>
-          <w:b/>
-          <w:sz w:val="28"/>
-          <w:szCs w:val="28"/>
-        </w:rPr>
-        <w:tab/>
-      </w:r>
-      <w:r>
-        <w:rPr>
-          <w:rFonts w:ascii="Times New Roman" w:hAnsi="Times New Roman" w:cs="Times New Roman"/>
-          <w:b/>
-          <w:sz w:val="28"/>
-          <w:szCs w:val="28"/>
-        </w:rPr>
-        <w:tab/>
-        <w:t xml:space="preserve">P.M.:09 </w:t>
       </w:r>
     </w:p>
     <w:tbl>
       <w:tblPr>
         <w:tblStyle w:val="TableGrid"/>
-        <w:tblW w:w="10348" w:type="dxa"/>
-        <w:tblInd w:w="-147" w:type="dxa"/>
+        <w:tblW w:w="10492" w:type="dxa"/>
+        <w:tblInd w:w="108" w:type="dxa"/>
         <w:tblLook w:val="04A0" w:firstRow="1" w:lastRow="0" w:firstColumn="1" w:lastColumn="0" w:noHBand="0" w:noVBand="1"/>
       </w:tblPr>
       <w:tblGrid>
-        <w:gridCol w:w="10348"/>
+        <w:gridCol w:w="10492"/>
       </w:tblGrid>
       <w:tr>
         <w:trPr>
@@ -410,18 +690,11 @@
         </w:trPr>
         <w:tc>
           <w:tcPr>
-            <w:tcW w:w="10348" w:type="dxa"/>
-            <w:tcBorders>
-              <w:top w:val="single" w:sz="4" w:space="0" w:color="auto"/>
-              <w:left w:val="single" w:sz="4" w:space="0" w:color="auto"/>
-              <w:bottom w:val="single" w:sz="4" w:space="0" w:color="auto"/>
-              <w:right w:val="single" w:sz="4" w:space="0" w:color="auto"/>
-            </w:tcBorders>
-            <w:hideMark/>
+            <w:tcW w:w="10492" w:type="dxa"/>
           </w:tcPr>
           <w:p>
             <w:pPr>
-              <w:spacing w:before="120"/>
+              <w:spacing w:after="0" w:line="240" w:lineRule="auto"/>
               <w:ind w:right="-653"/>
               <w:rPr>
                 <w:rFonts w:ascii="Times New Roman" w:hAnsi="Times New Roman" w:cs="Times New Roman"/>
@@ -437,28 +710,59 @@
                 <w:sz w:val="28"/>
                 <w:szCs w:val="28"/>
               </w:rPr>
-              <w:t xml:space="preserve">Name:                                                                            Roll No.:           Sec.:                                    </w:t>
+              <w:t>N</w:t>
+            </w:r>
+            <w:r>
+              <w:rPr>
+                <w:rFonts w:ascii="Times New Roman" w:hAnsi="Times New Roman" w:cs="Times New Roman"/>
+                <w:b/>
+                <w:sz w:val="28"/>
+                <w:szCs w:val="28"/>
+              </w:rPr>
+              <w:t>ame</w:t>
+            </w:r>
+            <w:r>
+              <w:rPr>
+                <w:rFonts w:ascii="Times New Roman" w:hAnsi="Times New Roman" w:cs="Times New Roman"/>
+                <w:b/>
+                <w:sz w:val="28"/>
+                <w:szCs w:val="28"/>
+              </w:rPr>
+              <w:t xml:space="preserve">:                                                        </w:t>
+            </w:r>
+            <w:r>
+              <w:rPr>
+                <w:rFonts w:ascii="Times New Roman" w:hAnsi="Times New Roman" w:cs="Times New Roman"/>
+                <w:b/>
+                <w:sz w:val="28"/>
+                <w:szCs w:val="28"/>
+              </w:rPr>
+              <w:t xml:space="preserve">                  </w:t>
+            </w:r>
+            <w:r>
+              <w:rPr>
+                <w:rFonts w:ascii="Times New Roman" w:hAnsi="Times New Roman" w:cs="Times New Roman"/>
+                <w:b/>
+                <w:sz w:val="28"/>
+                <w:szCs w:val="28"/>
+              </w:rPr>
+              <w:t xml:space="preserve">  Roll No.:           Sec.:                                    </w:t>
             </w:r>
           </w:p>
         </w:tc>
       </w:tr>
       <w:tr>
         <w:trPr>
-          <w:trHeight w:val="386"/>
+          <w:trHeight w:val="1070"/>
         </w:trPr>
         <w:tc>
           <w:tcPr>
-            <w:tcW w:w="10348" w:type="dxa"/>
-            <w:tcBorders>
-              <w:top w:val="single" w:sz="4" w:space="0" w:color="auto"/>
-              <w:left w:val="single" w:sz="4" w:space="0" w:color="auto"/>
-              <w:bottom w:val="single" w:sz="4" w:space="0" w:color="auto"/>
-              <w:right w:val="single" w:sz="4" w:space="0" w:color="auto"/>
-            </w:tcBorders>
-            <w:hideMark/>
+            <w:tcW w:w="10492" w:type="dxa"/>
           </w:tcPr>
           <w:p>
             <w:pPr>
+              <w:spacing w:after="0" w:line="240" w:lineRule="auto"/>
+              <w:ind w:left="180" w:firstLine="360"/>
               <w:rPr>
                 <w:rFonts w:ascii="Times New Roman" w:hAnsi="Times New Roman" w:cs="Times New Roman"/>
                 <w:b/>
@@ -468,32 +772,38 @@
             </w:pPr>
             <w:r>
               <w:rPr>
+                <w:rFonts w:ascii="Times New Roman" w:hAnsi="Times New Roman" w:cs="Times New Roman"/>
                 <w:noProof/>
+                <w:szCs w:val="22"/>
               </w:rPr>
               <mc:AlternateContent>
                 <mc:Choice Requires="wps">
                   <w:drawing>
-                    <wp:anchor distT="0" distB="0" distL="114300" distR="114300" simplePos="0" relativeHeight="251660288" behindDoc="0" locked="0" layoutInCell="1" allowOverlap="1" wp14:anchorId="7CB880AE" wp14:editId="32EA231F">
+                    <wp:anchor distT="0" distB="0" distL="114300" distR="114300" simplePos="0" relativeHeight="251682816" behindDoc="0" locked="0" layoutInCell="1" allowOverlap="1" wp14:anchorId="112BE837" wp14:editId="5C7836FB">
                       <wp:simplePos x="0" y="0"/>
                       <wp:positionH relativeFrom="column">
-                        <wp:posOffset>5770880</wp:posOffset>
+                        <wp:posOffset>5427345</wp:posOffset>
                       </wp:positionH>
                       <wp:positionV relativeFrom="paragraph">
-                        <wp:posOffset>53975</wp:posOffset>
+                        <wp:posOffset>103505</wp:posOffset>
                       </wp:positionV>
-                      <wp:extent cx="748665" cy="227330"/>
-                      <wp:effectExtent l="19050" t="19050" r="13335" b="20320"/>
+                      <wp:extent cx="1095375" cy="436245"/>
+                      <wp:effectExtent l="19050" t="19050" r="28575" b="20955"/>
                       <wp:wrapNone/>
-                      <wp:docPr id="1725152861" name="Rectangle 5"/>
-                      <wp:cNvGraphicFramePr/>
+                      <wp:docPr id="8" name="Rectangle 2"/>
+                      <wp:cNvGraphicFramePr>
+                        <a:graphicFrameLocks xmlns:a="http://schemas.openxmlformats.org/drawingml/2006/main"/>
+                      </wp:cNvGraphicFramePr>
                       <a:graphic xmlns:a="http://schemas.openxmlformats.org/drawingml/2006/main">
                         <a:graphicData uri="http://schemas.microsoft.com/office/word/2010/wordprocessingShape">
                           <wps:wsp>
-                            <wps:cNvSpPr/>
+                            <wps:cNvSpPr>
+                              <a:spLocks/>
+                            </wps:cNvSpPr>
                             <wps:spPr>
                               <a:xfrm>
                                 <a:off x="0" y="0"/>
-                                <a:ext cx="748665" cy="227330"/>
+                                <a:ext cx="1095375" cy="436245"/>
                               </a:xfrm>
                               <a:prstGeom prst="rect">
                                 <a:avLst/>
@@ -518,7 +828,10 @@
                                 <a:schemeClr val="dk1"/>
                               </a:fontRef>
                             </wps:style>
-                            <wps:bodyPr rot="0" spcFirstLastPara="0" vertOverflow="clip" horzOverflow="clip" vert="horz" wrap="square" lIns="91440" tIns="45720" rIns="91440" bIns="45720" numCol="1" spcCol="0" rtlCol="0" fromWordArt="0" anchor="ctr" anchorCtr="0" forceAA="0" compatLnSpc="1">
+                            <wps:bodyPr rot="0" spcFirstLastPara="0" vertOverflow="overflow" horzOverflow="overflow" vert="horz" wrap="square" lIns="91440" tIns="45720" rIns="91440" bIns="45720" numCol="1" spcCol="0" rtlCol="0" fromWordArt="0" anchor="ctr" anchorCtr="0" forceAA="0" compatLnSpc="1">
+                              <a:prstTxWarp prst="textNoShape">
+                                <a:avLst/>
+                              </a:prstTxWarp>
                               <a:noAutofit/>
                             </wps:bodyPr>
                           </wps:wsp>
@@ -527,7 +840,7 @@
                       <wp14:sizeRelH relativeFrom="page">
                         <wp14:pctWidth>0</wp14:pctWidth>
                       </wp14:sizeRelH>
-                      <wp14:sizeRelV relativeFrom="page">
+                      <wp14:sizeRelV relativeFrom="margin">
                         <wp14:pctHeight>0</wp14:pctHeight>
                       </wp14:sizeRelV>
                     </wp:anchor>
@@ -535,7 +848,9 @@
                 </mc:Choice>
                 <mc:Fallback>
                   <w:pict>
-                    <v:rect w14:anchorId="32715621" id="Rectangle 5" o:spid="_x0000_s1026" style="position:absolute;margin-left:454.4pt;margin-top:4.25pt;width:58.95pt;height:17.9pt;z-index:251660288;visibility:visible;mso-wrap-style:square;mso-width-percent:0;mso-height-percent:0;mso-wrap-distance-left:9pt;mso-wrap-distance-top:0;mso-wrap-distance-right:9pt;mso-wrap-distance-bottom:0;mso-position-horizontal:absolute;mso-position-horizontal-relative:text;mso-position-vertical:absolute;mso-position-vertical-relative:text;mso-width-percent:0;mso-height-percent:0;mso-width-relative:page;mso-height-relative:page;v-text-anchor:middle" o:gfxdata="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" fillcolor="white [3201]" strokecolor="black [3213]" strokeweight="2.25pt"/>
+                    <v:rect w14:anchorId="57A3AEDA" id="Rectangle 2" o:spid="_x0000_s1026" style="position:absolute;margin-left:427.35pt;margin-top:8.15pt;width:86.25pt;height:34.35pt;z-index:251682816;visibility:visible;mso-wrap-style:square;mso-width-percent:0;mso-height-percent:0;mso-wrap-distance-left:9pt;mso-wrap-distance-top:0;mso-wrap-distance-right:9pt;mso-wrap-distance-bottom:0;mso-position-horizontal:absolute;mso-position-horizontal-relative:text;mso-position-vertical:absolute;mso-position-vertical-relative:text;mso-width-percent:0;mso-height-percent:0;mso-width-relative:page;mso-height-relative:margin;v-text-anchor:middle" o:gfxdata="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" fillcolor="white [3201]" strokecolor="black [3213]" strokeweight="2.25pt">
+                      <v:path arrowok="t"/>
+                    </v:rect>
                   </w:pict>
                 </mc:Fallback>
               </mc:AlternateContent>
@@ -547,7 +862,28 @@
                 <w:sz w:val="28"/>
                 <w:szCs w:val="28"/>
               </w:rPr>
-              <w:tab/>
+              <w:t xml:space="preserve"> </w:t>
+            </w:r>
+          </w:p>
+          <w:p>
+            <w:pPr>
+              <w:spacing w:after="0" w:line="240" w:lineRule="auto"/>
+              <w:ind w:left="180" w:firstLine="360"/>
+              <w:rPr>
+                <w:rFonts w:ascii="Times New Roman" w:hAnsi="Times New Roman" w:cs="Times New Roman"/>
+                <w:b/>
+                <w:sz w:val="28"/>
+                <w:szCs w:val="28"/>
+              </w:rPr>
+            </w:pPr>
+            <w:r>
+              <w:rPr>
+                <w:rFonts w:ascii="Times New Roman" w:hAnsi="Times New Roman" w:cs="Times New Roman"/>
+                <w:b/>
+                <w:sz w:val="28"/>
+                <w:szCs w:val="28"/>
+              </w:rPr>
+              <w:softHyphen/>
             </w:r>
             <w:r>
               <w:rPr>
@@ -556,7 +892,7 @@
                 <w:sz w:val="28"/>
                 <w:szCs w:val="28"/>
               </w:rPr>
-              <w:tab/>
+              <w:softHyphen/>
             </w:r>
             <w:r>
               <w:rPr>
@@ -565,7 +901,7 @@
                 <w:sz w:val="28"/>
                 <w:szCs w:val="28"/>
               </w:rPr>
-              <w:tab/>
+              <w:softHyphen/>
             </w:r>
             <w:r>
               <w:rPr>
@@ -574,7 +910,7 @@
                 <w:sz w:val="28"/>
                 <w:szCs w:val="28"/>
               </w:rPr>
-              <w:tab/>
+              <w:softHyphen/>
             </w:r>
             <w:r>
               <w:rPr>
@@ -583,7 +919,7 @@
                 <w:sz w:val="28"/>
                 <w:szCs w:val="28"/>
               </w:rPr>
-              <w:tab/>
+              <w:softHyphen/>
             </w:r>
             <w:r>
               <w:rPr>
@@ -592,7 +928,7 @@
                 <w:sz w:val="28"/>
                 <w:szCs w:val="28"/>
               </w:rPr>
-              <w:tab/>
+              <w:softHyphen/>
             </w:r>
             <w:r>
               <w:rPr>
@@ -601,7 +937,7 @@
                 <w:sz w:val="28"/>
                 <w:szCs w:val="28"/>
               </w:rPr>
-              <w:tab/>
+              <w:softHyphen/>
             </w:r>
             <w:r>
               <w:rPr>
@@ -610,7 +946,7 @@
                 <w:sz w:val="28"/>
                 <w:szCs w:val="28"/>
               </w:rPr>
-              <w:tab/>
+              <w:softHyphen/>
             </w:r>
             <w:r>
               <w:rPr>
@@ -619,7 +955,7 @@
                 <w:sz w:val="28"/>
                 <w:szCs w:val="28"/>
               </w:rPr>
-              <w:tab/>
+              <w:softHyphen/>
             </w:r>
             <w:r>
               <w:rPr>
@@ -628,21 +964,98 @@
                 <w:sz w:val="28"/>
                 <w:szCs w:val="28"/>
               </w:rPr>
-              <w:tab/>
+              <w:softHyphen/>
+            </w:r>
+            <w:r>
+              <w:rPr>
+                <w:rFonts w:ascii="Times New Roman" w:hAnsi="Times New Roman" w:cs="Times New Roman"/>
+                <w:b/>
+                <w:sz w:val="28"/>
+                <w:szCs w:val="28"/>
+              </w:rPr>
+              <w:softHyphen/>
+            </w:r>
+            <w:r>
+              <w:rPr>
+                <w:rFonts w:ascii="Times New Roman" w:hAnsi="Times New Roman" w:cs="Times New Roman"/>
+                <w:b/>
+                <w:sz w:val="28"/>
+                <w:szCs w:val="28"/>
+              </w:rPr>
+              <w:softHyphen/>
+              <w:t xml:space="preserve"> ________________                </w:t>
+            </w:r>
+            <w:r>
+              <w:rPr>
+                <w:rFonts w:ascii="Times New Roman" w:hAnsi="Times New Roman" w:cs="Times New Roman"/>
+                <w:b/>
+                <w:sz w:val="28"/>
+                <w:szCs w:val="28"/>
+              </w:rPr>
+              <w:t xml:space="preserve">      ______________    </w:t>
+            </w:r>
+            <w:r>
+              <w:rPr>
+                <w:rFonts w:ascii="Times New Roman" w:hAnsi="Times New Roman" w:cs="Times New Roman"/>
+                <w:b/>
+                <w:sz w:val="28"/>
+                <w:szCs w:val="28"/>
+              </w:rPr>
               <w:t>OBT.MARKS:</w:t>
             </w:r>
           </w:p>
+          <w:p>
+            <w:pPr>
+              <w:spacing w:after="0" w:line="240" w:lineRule="auto"/>
+              <w:ind w:left="180" w:firstLine="360"/>
+              <w:rPr>
+                <w:rFonts w:ascii="Times New Roman" w:hAnsi="Times New Roman" w:cs="Times New Roman"/>
+                <w:b/>
+                <w:sz w:val="28"/>
+                <w:szCs w:val="28"/>
+              </w:rPr>
+            </w:pPr>
+            <w:r>
+              <w:rPr>
+                <w:rFonts w:ascii="Times New Roman" w:hAnsi="Times New Roman" w:cs="Times New Roman"/>
+                <w:b/>
+                <w:sz w:val="28"/>
+                <w:szCs w:val="28"/>
+              </w:rPr>
+              <w:t xml:space="preserve">    </w:t>
+            </w:r>
+            <w:r>
+              <w:rPr>
+                <w:rFonts w:ascii="Times New Roman" w:hAnsi="Times New Roman" w:cs="Times New Roman"/>
+                <w:b/>
+                <w:sz w:val="28"/>
+                <w:szCs w:val="28"/>
+              </w:rPr>
+              <w:t xml:space="preserve">INVIGILATOR </w:t>
+            </w:r>
+            <w:r>
+              <w:rPr>
+                <w:rFonts w:ascii="Times New Roman" w:hAnsi="Times New Roman" w:cs="Times New Roman"/>
+                <w:b/>
+                <w:sz w:val="28"/>
+                <w:szCs w:val="28"/>
+              </w:rPr>
+              <w:t xml:space="preserve">                         </w:t>
+            </w:r>
+            <w:r>
+              <w:rPr>
+                <w:rFonts w:ascii="Times New Roman" w:hAnsi="Times New Roman" w:cs="Times New Roman"/>
+                <w:b/>
+                <w:sz w:val="28"/>
+                <w:szCs w:val="28"/>
+              </w:rPr>
+              <w:t xml:space="preserve"> EXAMINER</w:t>
+            </w:r>
+          </w:p>
         </w:tc>
-        <w:bookmarkEnd w:id="0"/>
       </w:tr>
     </w:tbl>
-    <w:p>
-      <w:pPr>
-        <w:rPr>
-          <w:szCs w:val="22"/>
-        </w:rPr>
-      </w:pPr>
-    </w:p>
+    <w:bookmarkEnd w:id="0"/>
     <w:p>
       <w:pPr>
         <w:pStyle w:val="ListParagraph"/>
@@ -650,36 +1063,181 @@
           <w:ilvl w:val="0"/>
           <w:numId w:val="1"/>
         </w:numPr>
-        <w:rPr>
-          <w:rFonts w:ascii="Times New Roman" w:hAnsi="Times New Roman" w:cs="Times New Roman"/>
-          <w:b/>
-          <w:bCs/>
-          <w:szCs w:val="22"/>
-        </w:rPr>
-      </w:pPr>
-      <w:r>
-        <w:rPr>
-          <w:rFonts w:ascii="Times New Roman" w:hAnsi="Times New Roman" w:cs="Times New Roman"/>
-          <w:b/>
-          <w:bCs/>
-          <w:szCs w:val="22"/>
-        </w:rPr>
-        <w:t xml:space="preserve">Fill in the blanks [ 4x1=4 ] </w:t>
+        <w:spacing w:after="0"/>
+        <w:rPr>
+          <w:rFonts w:ascii="Times New Roman" w:hAnsi="Times New Roman" w:cs="Times New Roman"/>
+          <w:b/>
+          <w:bCs/>
+          <w:sz w:val="28"/>
+          <w:szCs w:val="28"/>
+        </w:rPr>
+      </w:pPr>
+      <w:r>
+        <w:rPr>
+          <w:rFonts w:ascii="Times New Roman" w:hAnsi="Times New Roman" w:cs="Times New Roman"/>
+          <w:b/>
+          <w:bCs/>
+          <w:sz w:val="28"/>
+          <w:szCs w:val="28"/>
+        </w:rPr>
+        <w:t>Fill in the blanks</w:t>
+      </w:r>
+      <w:r>
+        <w:rPr>
+          <w:rFonts w:ascii="Times New Roman" w:hAnsi="Times New Roman" w:cs="Times New Roman"/>
+          <w:b/>
+          <w:bCs/>
+          <w:sz w:val="28"/>
+          <w:szCs w:val="28"/>
+        </w:rPr>
+        <w:t xml:space="preserve">. </w:t>
+      </w:r>
+      <w:r>
+        <w:rPr>
+          <w:rFonts w:ascii="Times New Roman" w:hAnsi="Times New Roman" w:cs="Times New Roman"/>
+          <w:b/>
+          <w:bCs/>
+          <w:sz w:val="28"/>
+          <w:szCs w:val="28"/>
+        </w:rPr>
+        <w:tab/>
+      </w:r>
+      <w:r>
+        <w:rPr>
+          <w:rFonts w:ascii="Times New Roman" w:hAnsi="Times New Roman" w:cs="Times New Roman"/>
+          <w:b/>
+          <w:bCs/>
+          <w:sz w:val="28"/>
+          <w:szCs w:val="28"/>
+        </w:rPr>
+        <w:tab/>
+      </w:r>
+      <w:r>
+        <w:rPr>
+          <w:rFonts w:ascii="Times New Roman" w:hAnsi="Times New Roman" w:cs="Times New Roman"/>
+          <w:b/>
+          <w:bCs/>
+          <w:sz w:val="28"/>
+          <w:szCs w:val="28"/>
+        </w:rPr>
+        <w:tab/>
+      </w:r>
+      <w:r>
+        <w:rPr>
+          <w:rFonts w:ascii="Times New Roman" w:hAnsi="Times New Roman" w:cs="Times New Roman"/>
+          <w:b/>
+          <w:bCs/>
+          <w:sz w:val="28"/>
+          <w:szCs w:val="28"/>
+        </w:rPr>
+        <w:tab/>
+      </w:r>
+      <w:r>
+        <w:rPr>
+          <w:rFonts w:ascii="Times New Roman" w:hAnsi="Times New Roman" w:cs="Times New Roman"/>
+          <w:b/>
+          <w:bCs/>
+          <w:sz w:val="28"/>
+          <w:szCs w:val="28"/>
+        </w:rPr>
+        <w:tab/>
+      </w:r>
+      <w:r>
+        <w:rPr>
+          <w:rFonts w:ascii="Times New Roman" w:hAnsi="Times New Roman" w:cs="Times New Roman"/>
+          <w:b/>
+          <w:bCs/>
+          <w:sz w:val="28"/>
+          <w:szCs w:val="28"/>
+        </w:rPr>
+        <w:tab/>
+      </w:r>
+      <w:r>
+        <w:rPr>
+          <w:rFonts w:ascii="Times New Roman" w:hAnsi="Times New Roman" w:cs="Times New Roman"/>
+          <w:b/>
+          <w:bCs/>
+          <w:sz w:val="28"/>
+          <w:szCs w:val="28"/>
+        </w:rPr>
+        <w:tab/>
+      </w:r>
+      <w:r>
+        <w:rPr>
+          <w:rFonts w:ascii="Times New Roman" w:hAnsi="Times New Roman" w:cs="Times New Roman"/>
+          <w:b/>
+          <w:bCs/>
+          <w:sz w:val="28"/>
+          <w:szCs w:val="28"/>
+        </w:rPr>
+        <w:tab/>
+      </w:r>
+      <w:r>
+        <w:rPr>
+          <w:rFonts w:ascii="Times New Roman" w:hAnsi="Times New Roman" w:cs="Times New Roman"/>
+          <w:b/>
+          <w:bCs/>
+          <w:sz w:val="28"/>
+          <w:szCs w:val="28"/>
+        </w:rPr>
+        <w:tab/>
+      </w:r>
+      <w:r>
+        <w:rPr>
+          <w:rFonts w:ascii="Times New Roman" w:hAnsi="Times New Roman" w:cs="Times New Roman"/>
+          <w:b/>
+          <w:bCs/>
+          <w:sz w:val="28"/>
+          <w:szCs w:val="28"/>
+        </w:rPr>
+        <w:tab/>
+      </w:r>
+      <w:r>
+        <w:rPr>
+          <w:rFonts w:ascii="Times New Roman" w:hAnsi="Times New Roman" w:cs="Times New Roman"/>
+          <w:b/>
+          <w:bCs/>
+          <w:sz w:val="28"/>
+          <w:szCs w:val="28"/>
+        </w:rPr>
+        <w:t>[4</w:t>
+      </w:r>
+      <w:r>
+        <w:rPr>
+          <w:rFonts w:ascii="Times New Roman" w:hAnsi="Times New Roman" w:cs="Times New Roman"/>
+          <w:b/>
+          <w:bCs/>
+          <w:sz w:val="28"/>
+          <w:szCs w:val="28"/>
+        </w:rPr>
+        <w:t>×</w:t>
+      </w:r>
+      <w:r>
+        <w:rPr>
+          <w:rFonts w:ascii="Times New Roman" w:hAnsi="Times New Roman" w:cs="Times New Roman"/>
+          <w:b/>
+          <w:bCs/>
+          <w:sz w:val="28"/>
+          <w:szCs w:val="28"/>
+        </w:rPr>
+        <w:t xml:space="preserve">1=4] </w:t>
       </w:r>
     </w:p>
     <w:p>
       <w:pPr>
         <w:rPr>
           <w:rFonts w:ascii="Times New Roman" w:hAnsi="Times New Roman" w:cs="Times New Roman"/>
-          <w:szCs w:val="22"/>
-        </w:rPr>
-      </w:pPr>
-      <w:r>
-        <w:rPr>
-          <w:rFonts w:ascii="Times New Roman" w:hAnsi="Times New Roman" w:cs="Times New Roman"/>
-          <w:szCs w:val="22"/>
-        </w:rPr>
-        <w:t xml:space="preserve">[ Text, Automatic, Word Pad, Cursor ] </w:t>
+          <w:sz w:val="28"/>
+          <w:szCs w:val="28"/>
+        </w:rPr>
+      </w:pPr>
+      <w:r>
+        <w:rPr>
+          <w:rFonts w:ascii="Times New Roman" w:hAnsi="Times New Roman" w:cs="Times New Roman"/>
+          <w:sz w:val="28"/>
+          <w:szCs w:val="28"/>
+        </w:rPr>
+        <w:t>[Text, Automatic, Word Pad, Cursor]</w:t>
       </w:r>
     </w:p>
     <w:p>
@@ -692,30 +1250,44 @@
         <w:spacing w:line="360" w:lineRule="auto"/>
         <w:rPr>
           <w:rFonts w:ascii="Times New Roman" w:hAnsi="Times New Roman" w:cs="Times New Roman"/>
-          <w:szCs w:val="22"/>
-        </w:rPr>
-      </w:pPr>
-      <w:r>
-        <w:rPr>
-          <w:rFonts w:ascii="Times New Roman" w:hAnsi="Times New Roman" w:cs="Times New Roman"/>
-          <w:szCs w:val="22"/>
+          <w:sz w:val="28"/>
+          <w:szCs w:val="28"/>
+        </w:rPr>
+      </w:pPr>
+      <w:r>
+        <w:rPr>
+          <w:rFonts w:ascii="Times New Roman" w:hAnsi="Times New Roman" w:cs="Times New Roman"/>
+          <w:sz w:val="28"/>
+          <w:szCs w:val="28"/>
         </w:rPr>
         <w:t xml:space="preserve">Computer is </w:t>
       </w:r>
       <w:r>
         <w:rPr>
           <w:rFonts w:ascii="Times New Roman" w:hAnsi="Times New Roman" w:cs="Times New Roman"/>
-          <w:szCs w:val="22"/>
+          <w:sz w:val="28"/>
+          <w:szCs w:val="28"/>
         </w:rPr>
         <w:t>………</w:t>
       </w:r>
       <w:r>
         <w:rPr>
           <w:rFonts w:ascii="Times New Roman" w:hAnsi="Times New Roman" w:cs="Times New Roman"/>
-          <w:szCs w:val="22"/>
-        </w:rPr>
-        <w:t>……..</w:t>
-      </w:r>
+          <w:sz w:val="28"/>
+          <w:szCs w:val="28"/>
+        </w:rPr>
+        <w:t>…</w:t>
+      </w:r>
+      <w:proofErr w:type="gramStart"/>
+      <w:r>
+        <w:rPr>
+          <w:rFonts w:ascii="Times New Roman" w:hAnsi="Times New Roman" w:cs="Times New Roman"/>
+          <w:sz w:val="28"/>
+          <w:szCs w:val="28"/>
+        </w:rPr>
+        <w:t>…..</w:t>
+      </w:r>
+      <w:proofErr w:type="gramEnd"/>
     </w:p>
     <w:p>
       <w:pPr>
@@ -727,34 +1299,39 @@
         <w:spacing w:line="360" w:lineRule="auto"/>
         <w:rPr>
           <w:rFonts w:ascii="Times New Roman" w:hAnsi="Times New Roman" w:cs="Times New Roman"/>
-          <w:szCs w:val="22"/>
-        </w:rPr>
-      </w:pPr>
-      <w:r>
-        <w:rPr>
-          <w:rFonts w:ascii="Times New Roman" w:hAnsi="Times New Roman" w:cs="Times New Roman"/>
-          <w:szCs w:val="22"/>
+          <w:sz w:val="28"/>
+          <w:szCs w:val="28"/>
+        </w:rPr>
+      </w:pPr>
+      <w:r>
+        <w:rPr>
+          <w:rFonts w:ascii="Times New Roman" w:hAnsi="Times New Roman" w:cs="Times New Roman"/>
+          <w:sz w:val="28"/>
+          <w:szCs w:val="28"/>
         </w:rPr>
         <w:t>………</w:t>
       </w:r>
       <w:r>
         <w:rPr>
           <w:rFonts w:ascii="Times New Roman" w:hAnsi="Times New Roman" w:cs="Times New Roman"/>
-          <w:szCs w:val="22"/>
+          <w:sz w:val="28"/>
+          <w:szCs w:val="28"/>
         </w:rPr>
         <w:t>…….</w:t>
       </w:r>
       <w:r>
         <w:rPr>
           <w:rFonts w:ascii="Times New Roman" w:hAnsi="Times New Roman" w:cs="Times New Roman"/>
-          <w:szCs w:val="22"/>
+          <w:sz w:val="28"/>
+          <w:szCs w:val="28"/>
         </w:rPr>
         <w:t xml:space="preserve"> </w:t>
       </w:r>
       <w:r>
         <w:rPr>
           <w:rFonts w:ascii="Times New Roman" w:hAnsi="Times New Roman" w:cs="Times New Roman"/>
-          <w:szCs w:val="22"/>
+          <w:sz w:val="28"/>
+          <w:szCs w:val="28"/>
         </w:rPr>
         <w:t xml:space="preserve">is the blinking line on the screen. </w:t>
       </w:r>
@@ -769,34 +1346,39 @@
         <w:spacing w:line="360" w:lineRule="auto"/>
         <w:rPr>
           <w:rFonts w:ascii="Times New Roman" w:hAnsi="Times New Roman" w:cs="Times New Roman"/>
-          <w:szCs w:val="22"/>
-        </w:rPr>
-      </w:pPr>
-      <w:r>
-        <w:rPr>
-          <w:rFonts w:ascii="Times New Roman" w:hAnsi="Times New Roman" w:cs="Times New Roman"/>
-          <w:szCs w:val="22"/>
+          <w:sz w:val="28"/>
+          <w:szCs w:val="28"/>
+        </w:rPr>
+      </w:pPr>
+      <w:r>
+        <w:rPr>
+          <w:rFonts w:ascii="Times New Roman" w:hAnsi="Times New Roman" w:cs="Times New Roman"/>
+          <w:sz w:val="28"/>
+          <w:szCs w:val="28"/>
         </w:rPr>
         <w:t>The</w:t>
       </w:r>
       <w:r>
         <w:rPr>
           <w:rFonts w:ascii="Times New Roman" w:hAnsi="Times New Roman" w:cs="Times New Roman"/>
-          <w:szCs w:val="22"/>
+          <w:sz w:val="28"/>
+          <w:szCs w:val="28"/>
         </w:rPr>
         <w:t xml:space="preserve"> ………</w:t>
       </w:r>
       <w:r>
         <w:rPr>
           <w:rFonts w:ascii="Times New Roman" w:hAnsi="Times New Roman" w:cs="Times New Roman"/>
-          <w:szCs w:val="22"/>
+          <w:sz w:val="28"/>
+          <w:szCs w:val="28"/>
         </w:rPr>
         <w:t>…….</w:t>
       </w:r>
       <w:r>
         <w:rPr>
           <w:rFonts w:ascii="Times New Roman" w:hAnsi="Times New Roman" w:cs="Times New Roman"/>
-          <w:szCs w:val="22"/>
+          <w:sz w:val="28"/>
+          <w:szCs w:val="28"/>
         </w:rPr>
         <w:t xml:space="preserve"> tool is used to write text on the Paint screen. </w:t>
       </w:r>
@@ -811,34 +1393,39 @@
         <w:spacing w:line="360" w:lineRule="auto"/>
         <w:rPr>
           <w:rFonts w:ascii="Times New Roman" w:hAnsi="Times New Roman" w:cs="Times New Roman"/>
-          <w:szCs w:val="22"/>
-        </w:rPr>
-      </w:pPr>
-      <w:r>
-        <w:rPr>
-          <w:rFonts w:ascii="Times New Roman" w:hAnsi="Times New Roman" w:cs="Times New Roman"/>
-          <w:szCs w:val="22"/>
+          <w:sz w:val="28"/>
+          <w:szCs w:val="28"/>
+        </w:rPr>
+      </w:pPr>
+      <w:r>
+        <w:rPr>
+          <w:rFonts w:ascii="Times New Roman" w:hAnsi="Times New Roman" w:cs="Times New Roman"/>
+          <w:sz w:val="28"/>
+          <w:szCs w:val="28"/>
         </w:rPr>
         <w:t>………</w:t>
       </w:r>
       <w:r>
         <w:rPr>
           <w:rFonts w:ascii="Times New Roman" w:hAnsi="Times New Roman" w:cs="Times New Roman"/>
-          <w:szCs w:val="22"/>
+          <w:sz w:val="28"/>
+          <w:szCs w:val="28"/>
         </w:rPr>
         <w:t>……..</w:t>
       </w:r>
       <w:r>
         <w:rPr>
           <w:rFonts w:ascii="Times New Roman" w:hAnsi="Times New Roman" w:cs="Times New Roman"/>
-          <w:szCs w:val="22"/>
+          <w:sz w:val="28"/>
+          <w:szCs w:val="28"/>
         </w:rPr>
         <w:t xml:space="preserve"> </w:t>
       </w:r>
       <w:r>
         <w:rPr>
           <w:rFonts w:ascii="Times New Roman" w:hAnsi="Times New Roman" w:cs="Times New Roman"/>
-          <w:szCs w:val="22"/>
+          <w:sz w:val="28"/>
+          <w:szCs w:val="28"/>
         </w:rPr>
         <w:t xml:space="preserve">allows you to create simple letters and documents. </w:t>
       </w:r>
@@ -849,17 +1436,159 @@
           <w:rFonts w:ascii="Times New Roman" w:hAnsi="Times New Roman" w:cs="Times New Roman"/>
           <w:b/>
           <w:bCs/>
-          <w:szCs w:val="22"/>
-        </w:rPr>
-      </w:pPr>
-      <w:r>
-        <w:rPr>
-          <w:rFonts w:ascii="Times New Roman" w:hAnsi="Times New Roman" w:cs="Times New Roman"/>
-          <w:b/>
-          <w:bCs/>
-          <w:szCs w:val="22"/>
-        </w:rPr>
-        <w:t xml:space="preserve">2. Write True or False [ 4x1=4 ] </w:t>
+          <w:sz w:val="28"/>
+          <w:szCs w:val="28"/>
+        </w:rPr>
+      </w:pPr>
+      <w:r>
+        <w:rPr>
+          <w:rFonts w:ascii="Times New Roman" w:hAnsi="Times New Roman" w:cs="Times New Roman"/>
+          <w:b/>
+          <w:bCs/>
+          <w:sz w:val="28"/>
+          <w:szCs w:val="28"/>
+        </w:rPr>
+        <w:t>2. Write True or False</w:t>
+      </w:r>
+      <w:r>
+        <w:rPr>
+          <w:rFonts w:ascii="Times New Roman" w:hAnsi="Times New Roman" w:cs="Times New Roman"/>
+          <w:b/>
+          <w:bCs/>
+          <w:sz w:val="28"/>
+          <w:szCs w:val="28"/>
+        </w:rPr>
+        <w:t>.</w:t>
+      </w:r>
+      <w:r>
+        <w:rPr>
+          <w:rFonts w:ascii="Times New Roman" w:hAnsi="Times New Roman" w:cs="Times New Roman"/>
+          <w:b/>
+          <w:bCs/>
+          <w:sz w:val="28"/>
+          <w:szCs w:val="28"/>
+        </w:rPr>
+        <w:tab/>
+      </w:r>
+      <w:r>
+        <w:rPr>
+          <w:rFonts w:ascii="Times New Roman" w:hAnsi="Times New Roman" w:cs="Times New Roman"/>
+          <w:b/>
+          <w:bCs/>
+          <w:sz w:val="28"/>
+          <w:szCs w:val="28"/>
+        </w:rPr>
+        <w:tab/>
+      </w:r>
+      <w:r>
+        <w:rPr>
+          <w:rFonts w:ascii="Times New Roman" w:hAnsi="Times New Roman" w:cs="Times New Roman"/>
+          <w:b/>
+          <w:bCs/>
+          <w:sz w:val="28"/>
+          <w:szCs w:val="28"/>
+        </w:rPr>
+        <w:tab/>
+      </w:r>
+      <w:r>
+        <w:rPr>
+          <w:rFonts w:ascii="Times New Roman" w:hAnsi="Times New Roman" w:cs="Times New Roman"/>
+          <w:b/>
+          <w:bCs/>
+          <w:sz w:val="28"/>
+          <w:szCs w:val="28"/>
+        </w:rPr>
+        <w:tab/>
+      </w:r>
+      <w:r>
+        <w:rPr>
+          <w:rFonts w:ascii="Times New Roman" w:hAnsi="Times New Roman" w:cs="Times New Roman"/>
+          <w:b/>
+          <w:bCs/>
+          <w:sz w:val="28"/>
+          <w:szCs w:val="28"/>
+        </w:rPr>
+        <w:tab/>
+      </w:r>
+      <w:r>
+        <w:rPr>
+          <w:rFonts w:ascii="Times New Roman" w:hAnsi="Times New Roman" w:cs="Times New Roman"/>
+          <w:b/>
+          <w:bCs/>
+          <w:sz w:val="28"/>
+          <w:szCs w:val="28"/>
+        </w:rPr>
+        <w:tab/>
+      </w:r>
+      <w:r>
+        <w:rPr>
+          <w:rFonts w:ascii="Times New Roman" w:hAnsi="Times New Roman" w:cs="Times New Roman"/>
+          <w:b/>
+          <w:bCs/>
+          <w:sz w:val="28"/>
+          <w:szCs w:val="28"/>
+        </w:rPr>
+        <w:tab/>
+      </w:r>
+      <w:r>
+        <w:rPr>
+          <w:rFonts w:ascii="Times New Roman" w:hAnsi="Times New Roman" w:cs="Times New Roman"/>
+          <w:b/>
+          <w:bCs/>
+          <w:sz w:val="28"/>
+          <w:szCs w:val="28"/>
+        </w:rPr>
+        <w:tab/>
+      </w:r>
+      <w:r>
+        <w:rPr>
+          <w:rFonts w:ascii="Times New Roman" w:hAnsi="Times New Roman" w:cs="Times New Roman"/>
+          <w:b/>
+          <w:bCs/>
+          <w:sz w:val="28"/>
+          <w:szCs w:val="28"/>
+        </w:rPr>
+        <w:tab/>
+      </w:r>
+      <w:r>
+        <w:rPr>
+          <w:rFonts w:ascii="Times New Roman" w:hAnsi="Times New Roman" w:cs="Times New Roman"/>
+          <w:b/>
+          <w:bCs/>
+          <w:sz w:val="28"/>
+          <w:szCs w:val="28"/>
+        </w:rPr>
+        <w:tab/>
+      </w:r>
+      <w:r>
+        <w:rPr>
+          <w:rFonts w:ascii="Times New Roman" w:hAnsi="Times New Roman" w:cs="Times New Roman"/>
+          <w:b/>
+          <w:bCs/>
+          <w:sz w:val="28"/>
+          <w:szCs w:val="28"/>
+        </w:rPr>
+        <w:t>[4</w:t>
+      </w:r>
+      <w:r>
+        <w:rPr>
+          <w:rFonts w:ascii="Times New Roman" w:hAnsi="Times New Roman" w:cs="Times New Roman"/>
+          <w:b/>
+          <w:bCs/>
+          <w:sz w:val="28"/>
+          <w:szCs w:val="28"/>
+        </w:rPr>
+        <w:t>×</w:t>
+      </w:r>
+      <w:r>
+        <w:rPr>
+          <w:rFonts w:ascii="Times New Roman" w:hAnsi="Times New Roman" w:cs="Times New Roman"/>
+          <w:b/>
+          <w:bCs/>
+          <w:sz w:val="28"/>
+          <w:szCs w:val="28"/>
+        </w:rPr>
+        <w:t xml:space="preserve">1=4] </w:t>
       </w:r>
     </w:p>
     <w:p>
@@ -872,27 +1601,31 @@
         <w:spacing w:line="360" w:lineRule="auto"/>
         <w:rPr>
           <w:rFonts w:ascii="Times New Roman" w:hAnsi="Times New Roman" w:cs="Times New Roman"/>
-          <w:szCs w:val="22"/>
-        </w:rPr>
-      </w:pPr>
-      <w:r>
-        <w:rPr>
-          <w:rFonts w:ascii="Times New Roman" w:hAnsi="Times New Roman" w:cs="Times New Roman"/>
-          <w:szCs w:val="22"/>
+          <w:sz w:val="28"/>
+          <w:szCs w:val="28"/>
+        </w:rPr>
+      </w:pPr>
+      <w:r>
+        <w:rPr>
+          <w:rFonts w:ascii="Times New Roman" w:hAnsi="Times New Roman" w:cs="Times New Roman"/>
+          <w:sz w:val="28"/>
+          <w:szCs w:val="28"/>
         </w:rPr>
         <w:t>A device that prints text or illustrations on the paper. [</w:t>
       </w:r>
       <w:r>
         <w:rPr>
           <w:rFonts w:ascii="Times New Roman" w:hAnsi="Times New Roman" w:cs="Times New Roman"/>
-          <w:szCs w:val="22"/>
+          <w:sz w:val="28"/>
+          <w:szCs w:val="28"/>
         </w:rPr>
         <w:t>____</w:t>
       </w:r>
       <w:r>
         <w:rPr>
           <w:rFonts w:ascii="Times New Roman" w:hAnsi="Times New Roman" w:cs="Times New Roman"/>
-          <w:szCs w:val="22"/>
+          <w:sz w:val="28"/>
+          <w:szCs w:val="28"/>
         </w:rPr>
         <w:t>]</w:t>
       </w:r>
@@ -907,27 +1640,31 @@
         <w:spacing w:line="360" w:lineRule="auto"/>
         <w:rPr>
           <w:rFonts w:ascii="Times New Roman" w:hAnsi="Times New Roman" w:cs="Times New Roman"/>
-          <w:szCs w:val="22"/>
-        </w:rPr>
-      </w:pPr>
-      <w:r>
-        <w:rPr>
-          <w:rFonts w:ascii="Times New Roman" w:hAnsi="Times New Roman" w:cs="Times New Roman"/>
-          <w:szCs w:val="22"/>
+          <w:sz w:val="28"/>
+          <w:szCs w:val="28"/>
+        </w:rPr>
+      </w:pPr>
+      <w:r>
+        <w:rPr>
+          <w:rFonts w:ascii="Times New Roman" w:hAnsi="Times New Roman" w:cs="Times New Roman"/>
+          <w:sz w:val="28"/>
+          <w:szCs w:val="28"/>
         </w:rPr>
         <w:t>The round shaped button on the left of the taskbar is the start menu. [</w:t>
       </w:r>
       <w:r>
         <w:rPr>
           <w:rFonts w:ascii="Times New Roman" w:hAnsi="Times New Roman" w:cs="Times New Roman"/>
-          <w:szCs w:val="22"/>
+          <w:sz w:val="28"/>
+          <w:szCs w:val="28"/>
         </w:rPr>
         <w:t>____</w:t>
       </w:r>
       <w:r>
         <w:rPr>
           <w:rFonts w:ascii="Times New Roman" w:hAnsi="Times New Roman" w:cs="Times New Roman"/>
-          <w:szCs w:val="22"/>
+          <w:sz w:val="28"/>
+          <w:szCs w:val="28"/>
         </w:rPr>
         <w:t>]</w:t>
       </w:r>
@@ -942,27 +1679,31 @@
         <w:spacing w:line="360" w:lineRule="auto"/>
         <w:rPr>
           <w:rFonts w:ascii="Times New Roman" w:hAnsi="Times New Roman" w:cs="Times New Roman"/>
-          <w:szCs w:val="22"/>
-        </w:rPr>
-      </w:pPr>
-      <w:r>
-        <w:rPr>
-          <w:rFonts w:ascii="Times New Roman" w:hAnsi="Times New Roman" w:cs="Times New Roman"/>
-          <w:szCs w:val="22"/>
+          <w:sz w:val="28"/>
+          <w:szCs w:val="28"/>
+        </w:rPr>
+      </w:pPr>
+      <w:r>
+        <w:rPr>
+          <w:rFonts w:ascii="Times New Roman" w:hAnsi="Times New Roman" w:cs="Times New Roman"/>
+          <w:sz w:val="28"/>
+          <w:szCs w:val="28"/>
         </w:rPr>
         <w:t>Curve tool is used to draw curved shaped objects. [</w:t>
       </w:r>
       <w:r>
         <w:rPr>
           <w:rFonts w:ascii="Times New Roman" w:hAnsi="Times New Roman" w:cs="Times New Roman"/>
-          <w:szCs w:val="22"/>
+          <w:sz w:val="28"/>
+          <w:szCs w:val="28"/>
         </w:rPr>
         <w:t>____</w:t>
       </w:r>
       <w:r>
         <w:rPr>
           <w:rFonts w:ascii="Times New Roman" w:hAnsi="Times New Roman" w:cs="Times New Roman"/>
-          <w:szCs w:val="22"/>
+          <w:sz w:val="28"/>
+          <w:szCs w:val="28"/>
         </w:rPr>
         <w:t>]</w:t>
       </w:r>
@@ -977,27 +1718,31 @@
         <w:spacing w:line="360" w:lineRule="auto"/>
         <w:rPr>
           <w:rFonts w:ascii="Times New Roman" w:hAnsi="Times New Roman" w:cs="Times New Roman"/>
-          <w:szCs w:val="22"/>
-        </w:rPr>
-      </w:pPr>
-      <w:r>
-        <w:rPr>
-          <w:rFonts w:ascii="Times New Roman" w:hAnsi="Times New Roman" w:cs="Times New Roman"/>
-          <w:szCs w:val="22"/>
+          <w:sz w:val="28"/>
+          <w:szCs w:val="28"/>
+        </w:rPr>
+      </w:pPr>
+      <w:r>
+        <w:rPr>
+          <w:rFonts w:ascii="Times New Roman" w:hAnsi="Times New Roman" w:cs="Times New Roman"/>
+          <w:sz w:val="28"/>
+          <w:szCs w:val="28"/>
         </w:rPr>
         <w:t>Fonts refers to the way text is set with respect to the margins. [</w:t>
       </w:r>
       <w:r>
         <w:rPr>
           <w:rFonts w:ascii="Times New Roman" w:hAnsi="Times New Roman" w:cs="Times New Roman"/>
-          <w:szCs w:val="22"/>
+          <w:sz w:val="28"/>
+          <w:szCs w:val="28"/>
         </w:rPr>
         <w:t>____</w:t>
       </w:r>
       <w:r>
         <w:rPr>
           <w:rFonts w:ascii="Times New Roman" w:hAnsi="Times New Roman" w:cs="Times New Roman"/>
-          <w:szCs w:val="22"/>
+          <w:sz w:val="28"/>
+          <w:szCs w:val="28"/>
         </w:rPr>
         <w:t xml:space="preserve">] </w:t>
       </w:r>
@@ -1008,17 +1753,159 @@
           <w:rFonts w:ascii="Times New Roman" w:hAnsi="Times New Roman" w:cs="Times New Roman"/>
           <w:b/>
           <w:bCs/>
-          <w:szCs w:val="22"/>
-        </w:rPr>
-      </w:pPr>
-      <w:r>
-        <w:rPr>
-          <w:rFonts w:ascii="Times New Roman" w:hAnsi="Times New Roman" w:cs="Times New Roman"/>
-          <w:b/>
-          <w:bCs/>
-          <w:szCs w:val="22"/>
-        </w:rPr>
-        <w:t>3. Match the following [ 4x1=4 ]</w:t>
+          <w:sz w:val="28"/>
+          <w:szCs w:val="28"/>
+        </w:rPr>
+      </w:pPr>
+      <w:r>
+        <w:rPr>
+          <w:rFonts w:ascii="Times New Roman" w:hAnsi="Times New Roman" w:cs="Times New Roman"/>
+          <w:b/>
+          <w:bCs/>
+          <w:sz w:val="28"/>
+          <w:szCs w:val="28"/>
+        </w:rPr>
+        <w:t>3. Match the following</w:t>
+      </w:r>
+      <w:r>
+        <w:rPr>
+          <w:rFonts w:ascii="Times New Roman" w:hAnsi="Times New Roman" w:cs="Times New Roman"/>
+          <w:b/>
+          <w:bCs/>
+          <w:sz w:val="28"/>
+          <w:szCs w:val="28"/>
+        </w:rPr>
+        <w:t>.</w:t>
+      </w:r>
+      <w:r>
+        <w:rPr>
+          <w:rFonts w:ascii="Times New Roman" w:hAnsi="Times New Roman" w:cs="Times New Roman"/>
+          <w:b/>
+          <w:bCs/>
+          <w:sz w:val="28"/>
+          <w:szCs w:val="28"/>
+        </w:rPr>
+        <w:tab/>
+      </w:r>
+      <w:r>
+        <w:rPr>
+          <w:rFonts w:ascii="Times New Roman" w:hAnsi="Times New Roman" w:cs="Times New Roman"/>
+          <w:b/>
+          <w:bCs/>
+          <w:sz w:val="28"/>
+          <w:szCs w:val="28"/>
+        </w:rPr>
+        <w:tab/>
+      </w:r>
+      <w:r>
+        <w:rPr>
+          <w:rFonts w:ascii="Times New Roman" w:hAnsi="Times New Roman" w:cs="Times New Roman"/>
+          <w:b/>
+          <w:bCs/>
+          <w:sz w:val="28"/>
+          <w:szCs w:val="28"/>
+        </w:rPr>
+        <w:tab/>
+      </w:r>
+      <w:r>
+        <w:rPr>
+          <w:rFonts w:ascii="Times New Roman" w:hAnsi="Times New Roman" w:cs="Times New Roman"/>
+          <w:b/>
+          <w:bCs/>
+          <w:sz w:val="28"/>
+          <w:szCs w:val="28"/>
+        </w:rPr>
+        <w:tab/>
+      </w:r>
+      <w:r>
+        <w:rPr>
+          <w:rFonts w:ascii="Times New Roman" w:hAnsi="Times New Roman" w:cs="Times New Roman"/>
+          <w:b/>
+          <w:bCs/>
+          <w:sz w:val="28"/>
+          <w:szCs w:val="28"/>
+        </w:rPr>
+        <w:tab/>
+      </w:r>
+      <w:r>
+        <w:rPr>
+          <w:rFonts w:ascii="Times New Roman" w:hAnsi="Times New Roman" w:cs="Times New Roman"/>
+          <w:b/>
+          <w:bCs/>
+          <w:sz w:val="28"/>
+          <w:szCs w:val="28"/>
+        </w:rPr>
+        <w:tab/>
+      </w:r>
+      <w:r>
+        <w:rPr>
+          <w:rFonts w:ascii="Times New Roman" w:hAnsi="Times New Roman" w:cs="Times New Roman"/>
+          <w:b/>
+          <w:bCs/>
+          <w:sz w:val="28"/>
+          <w:szCs w:val="28"/>
+        </w:rPr>
+        <w:tab/>
+      </w:r>
+      <w:r>
+        <w:rPr>
+          <w:rFonts w:ascii="Times New Roman" w:hAnsi="Times New Roman" w:cs="Times New Roman"/>
+          <w:b/>
+          <w:bCs/>
+          <w:sz w:val="28"/>
+          <w:szCs w:val="28"/>
+        </w:rPr>
+        <w:tab/>
+      </w:r>
+      <w:r>
+        <w:rPr>
+          <w:rFonts w:ascii="Times New Roman" w:hAnsi="Times New Roman" w:cs="Times New Roman"/>
+          <w:b/>
+          <w:bCs/>
+          <w:sz w:val="28"/>
+          <w:szCs w:val="28"/>
+        </w:rPr>
+        <w:tab/>
+      </w:r>
+      <w:r>
+        <w:rPr>
+          <w:rFonts w:ascii="Times New Roman" w:hAnsi="Times New Roman" w:cs="Times New Roman"/>
+          <w:b/>
+          <w:bCs/>
+          <w:sz w:val="28"/>
+          <w:szCs w:val="28"/>
+        </w:rPr>
+        <w:tab/>
+      </w:r>
+      <w:r>
+        <w:rPr>
+          <w:rFonts w:ascii="Times New Roman" w:hAnsi="Times New Roman" w:cs="Times New Roman"/>
+          <w:b/>
+          <w:bCs/>
+          <w:sz w:val="28"/>
+          <w:szCs w:val="28"/>
+        </w:rPr>
+        <w:t>[4</w:t>
+      </w:r>
+      <w:r>
+        <w:rPr>
+          <w:rFonts w:ascii="Times New Roman" w:hAnsi="Times New Roman" w:cs="Times New Roman"/>
+          <w:b/>
+          <w:bCs/>
+          <w:sz w:val="28"/>
+          <w:szCs w:val="28"/>
+        </w:rPr>
+        <w:t>×</w:t>
+      </w:r>
+      <w:r>
+        <w:rPr>
+          <w:rFonts w:ascii="Times New Roman" w:hAnsi="Times New Roman" w:cs="Times New Roman"/>
+          <w:b/>
+          <w:bCs/>
+          <w:sz w:val="28"/>
+          <w:szCs w:val="28"/>
+        </w:rPr>
+        <w:t>1=4]</w:t>
       </w:r>
     </w:p>
     <w:p>
@@ -1031,41 +1918,47 @@
         <w:spacing w:line="360" w:lineRule="auto"/>
         <w:rPr>
           <w:rFonts w:ascii="Times New Roman" w:hAnsi="Times New Roman" w:cs="Times New Roman"/>
-          <w:szCs w:val="22"/>
-        </w:rPr>
-      </w:pPr>
-      <w:r>
-        <w:rPr>
-          <w:rFonts w:ascii="Times New Roman" w:hAnsi="Times New Roman" w:cs="Times New Roman"/>
-          <w:szCs w:val="22"/>
+          <w:sz w:val="28"/>
+          <w:szCs w:val="28"/>
+        </w:rPr>
+      </w:pPr>
+      <w:r>
+        <w:rPr>
+          <w:rFonts w:ascii="Times New Roman" w:hAnsi="Times New Roman" w:cs="Times New Roman"/>
+          <w:sz w:val="28"/>
+          <w:szCs w:val="28"/>
         </w:rPr>
         <w:t>word wrap</w:t>
       </w:r>
       <w:r>
         <w:rPr>
           <w:rFonts w:ascii="Times New Roman" w:hAnsi="Times New Roman" w:cs="Times New Roman"/>
-          <w:szCs w:val="22"/>
-        </w:rPr>
-        <w:tab/>
-      </w:r>
-      <w:r>
-        <w:rPr>
-          <w:rFonts w:ascii="Times New Roman" w:hAnsi="Times New Roman" w:cs="Times New Roman"/>
-          <w:szCs w:val="22"/>
-        </w:rPr>
-        <w:tab/>
-      </w:r>
-      <w:r>
-        <w:rPr>
-          <w:rFonts w:ascii="Times New Roman" w:hAnsi="Times New Roman" w:cs="Times New Roman"/>
-          <w:szCs w:val="22"/>
-        </w:rPr>
-        <w:tab/>
-      </w:r>
-      <w:r>
-        <w:rPr>
-          <w:rFonts w:ascii="Times New Roman" w:hAnsi="Times New Roman" w:cs="Times New Roman"/>
-          <w:szCs w:val="22"/>
+          <w:sz w:val="28"/>
+          <w:szCs w:val="28"/>
+        </w:rPr>
+        <w:tab/>
+      </w:r>
+      <w:r>
+        <w:rPr>
+          <w:rFonts w:ascii="Times New Roman" w:hAnsi="Times New Roman" w:cs="Times New Roman"/>
+          <w:sz w:val="28"/>
+          <w:szCs w:val="28"/>
+        </w:rPr>
+        <w:tab/>
+      </w:r>
+      <w:r>
+        <w:rPr>
+          <w:rFonts w:ascii="Times New Roman" w:hAnsi="Times New Roman" w:cs="Times New Roman"/>
+          <w:sz w:val="28"/>
+          <w:szCs w:val="28"/>
+        </w:rPr>
+        <w:tab/>
+      </w:r>
+      <w:r>
+        <w:rPr>
+          <w:rFonts w:ascii="Times New Roman" w:hAnsi="Times New Roman" w:cs="Times New Roman"/>
+          <w:sz w:val="28"/>
+          <w:szCs w:val="28"/>
         </w:rPr>
         <w:t xml:space="preserve">used to erase a drawing </w:t>
       </w:r>
@@ -1080,41 +1973,47 @@
         <w:spacing w:line="360" w:lineRule="auto"/>
         <w:rPr>
           <w:rFonts w:ascii="Times New Roman" w:hAnsi="Times New Roman" w:cs="Times New Roman"/>
-          <w:szCs w:val="22"/>
-        </w:rPr>
-      </w:pPr>
-      <w:r>
-        <w:rPr>
-          <w:rFonts w:ascii="Times New Roman" w:hAnsi="Times New Roman" w:cs="Times New Roman"/>
-          <w:szCs w:val="22"/>
+          <w:sz w:val="28"/>
+          <w:szCs w:val="28"/>
+        </w:rPr>
+      </w:pPr>
+      <w:r>
+        <w:rPr>
+          <w:rFonts w:ascii="Times New Roman" w:hAnsi="Times New Roman" w:cs="Times New Roman"/>
+          <w:sz w:val="28"/>
+          <w:szCs w:val="28"/>
         </w:rPr>
         <w:t>Eraser tool</w:t>
       </w:r>
       <w:r>
         <w:rPr>
           <w:rFonts w:ascii="Times New Roman" w:hAnsi="Times New Roman" w:cs="Times New Roman"/>
-          <w:szCs w:val="22"/>
-        </w:rPr>
-        <w:tab/>
-      </w:r>
-      <w:r>
-        <w:rPr>
-          <w:rFonts w:ascii="Times New Roman" w:hAnsi="Times New Roman" w:cs="Times New Roman"/>
-          <w:szCs w:val="22"/>
-        </w:rPr>
-        <w:tab/>
-      </w:r>
-      <w:r>
-        <w:rPr>
-          <w:rFonts w:ascii="Times New Roman" w:hAnsi="Times New Roman" w:cs="Times New Roman"/>
-          <w:szCs w:val="22"/>
-        </w:rPr>
-        <w:tab/>
-      </w:r>
-      <w:r>
-        <w:rPr>
-          <w:rFonts w:ascii="Times New Roman" w:hAnsi="Times New Roman" w:cs="Times New Roman"/>
-          <w:szCs w:val="22"/>
+          <w:sz w:val="28"/>
+          <w:szCs w:val="28"/>
+        </w:rPr>
+        <w:tab/>
+      </w:r>
+      <w:r>
+        <w:rPr>
+          <w:rFonts w:ascii="Times New Roman" w:hAnsi="Times New Roman" w:cs="Times New Roman"/>
+          <w:sz w:val="28"/>
+          <w:szCs w:val="28"/>
+        </w:rPr>
+        <w:tab/>
+      </w:r>
+      <w:r>
+        <w:rPr>
+          <w:rFonts w:ascii="Times New Roman" w:hAnsi="Times New Roman" w:cs="Times New Roman"/>
+          <w:sz w:val="28"/>
+          <w:szCs w:val="28"/>
+        </w:rPr>
+        <w:tab/>
+      </w:r>
+      <w:r>
+        <w:rPr>
+          <w:rFonts w:ascii="Times New Roman" w:hAnsi="Times New Roman" w:cs="Times New Roman"/>
+          <w:sz w:val="28"/>
+          <w:szCs w:val="28"/>
         </w:rPr>
         <w:t>Automatic placement of word in next line</w:t>
       </w:r>
@@ -1129,41 +2028,55 @@
         <w:spacing w:line="360" w:lineRule="auto"/>
         <w:rPr>
           <w:rFonts w:ascii="Times New Roman" w:hAnsi="Times New Roman" w:cs="Times New Roman"/>
-          <w:szCs w:val="22"/>
-        </w:rPr>
-      </w:pPr>
-      <w:r>
-        <w:rPr>
-          <w:rFonts w:ascii="Times New Roman" w:hAnsi="Times New Roman" w:cs="Times New Roman"/>
-          <w:szCs w:val="22"/>
+          <w:sz w:val="28"/>
+          <w:szCs w:val="28"/>
+        </w:rPr>
+      </w:pPr>
+      <w:r>
+        <w:rPr>
+          <w:rFonts w:ascii="Times New Roman" w:hAnsi="Times New Roman" w:cs="Times New Roman"/>
+          <w:sz w:val="28"/>
+          <w:szCs w:val="28"/>
         </w:rPr>
         <w:t>Data</w:t>
       </w:r>
       <w:r>
         <w:rPr>
           <w:rFonts w:ascii="Times New Roman" w:hAnsi="Times New Roman" w:cs="Times New Roman"/>
-          <w:szCs w:val="22"/>
-        </w:rPr>
-        <w:tab/>
-      </w:r>
-      <w:r>
-        <w:rPr>
-          <w:rFonts w:ascii="Times New Roman" w:hAnsi="Times New Roman" w:cs="Times New Roman"/>
-          <w:szCs w:val="22"/>
-        </w:rPr>
-        <w:tab/>
-      </w:r>
-      <w:r>
-        <w:rPr>
-          <w:rFonts w:ascii="Times New Roman" w:hAnsi="Times New Roman" w:cs="Times New Roman"/>
-          <w:szCs w:val="22"/>
-        </w:rPr>
-        <w:tab/>
-      </w:r>
-      <w:r>
-        <w:rPr>
-          <w:rFonts w:ascii="Times New Roman" w:hAnsi="Times New Roman" w:cs="Times New Roman"/>
-          <w:szCs w:val="22"/>
+          <w:sz w:val="28"/>
+          <w:szCs w:val="28"/>
+        </w:rPr>
+        <w:tab/>
+      </w:r>
+      <w:r>
+        <w:rPr>
+          <w:rFonts w:ascii="Times New Roman" w:hAnsi="Times New Roman" w:cs="Times New Roman"/>
+          <w:sz w:val="28"/>
+          <w:szCs w:val="28"/>
+        </w:rPr>
+        <w:tab/>
+      </w:r>
+      <w:r>
+        <w:rPr>
+          <w:rFonts w:ascii="Times New Roman" w:hAnsi="Times New Roman" w:cs="Times New Roman"/>
+          <w:sz w:val="28"/>
+          <w:szCs w:val="28"/>
+        </w:rPr>
+        <w:tab/>
+      </w:r>
+      <w:r>
+        <w:rPr>
+          <w:rFonts w:ascii="Times New Roman" w:hAnsi="Times New Roman" w:cs="Times New Roman"/>
+          <w:sz w:val="28"/>
+          <w:szCs w:val="28"/>
+        </w:rPr>
+        <w:tab/>
+      </w:r>
+      <w:r>
+        <w:rPr>
+          <w:rFonts w:ascii="Times New Roman" w:hAnsi="Times New Roman" w:cs="Times New Roman"/>
+          <w:sz w:val="28"/>
+          <w:szCs w:val="28"/>
         </w:rPr>
         <w:t xml:space="preserve">A work area in Windows </w:t>
       </w:r>
@@ -1178,43 +2091,67 @@
         <w:spacing w:line="360" w:lineRule="auto"/>
         <w:rPr>
           <w:rFonts w:ascii="Times New Roman" w:hAnsi="Times New Roman" w:cs="Times New Roman"/>
-          <w:szCs w:val="22"/>
-        </w:rPr>
-      </w:pPr>
-      <w:r>
-        <w:rPr>
-          <w:rFonts w:ascii="Times New Roman" w:hAnsi="Times New Roman" w:cs="Times New Roman"/>
-          <w:szCs w:val="22"/>
+          <w:sz w:val="28"/>
+          <w:szCs w:val="28"/>
+        </w:rPr>
+      </w:pPr>
+      <w:r>
+        <w:rPr>
+          <w:rFonts w:ascii="Times New Roman" w:hAnsi="Times New Roman" w:cs="Times New Roman"/>
+          <w:sz w:val="28"/>
+          <w:szCs w:val="28"/>
         </w:rPr>
         <w:t>Desk top</w:t>
       </w:r>
       <w:r>
         <w:rPr>
           <w:rFonts w:ascii="Times New Roman" w:hAnsi="Times New Roman" w:cs="Times New Roman"/>
-          <w:szCs w:val="22"/>
-        </w:rPr>
-        <w:tab/>
-      </w:r>
-      <w:r>
-        <w:rPr>
-          <w:rFonts w:ascii="Times New Roman" w:hAnsi="Times New Roman" w:cs="Times New Roman"/>
-          <w:szCs w:val="22"/>
-        </w:rPr>
-        <w:tab/>
-      </w:r>
-      <w:r>
-        <w:rPr>
-          <w:rFonts w:ascii="Times New Roman" w:hAnsi="Times New Roman" w:cs="Times New Roman"/>
-          <w:szCs w:val="22"/>
-        </w:rPr>
-        <w:tab/>
-      </w:r>
-      <w:r>
-        <w:rPr>
-          <w:rFonts w:ascii="Times New Roman" w:hAnsi="Times New Roman" w:cs="Times New Roman"/>
-          <w:szCs w:val="22"/>
-        </w:rPr>
-        <w:t xml:space="preserve">The collection of raw-facts </w:t>
+          <w:sz w:val="28"/>
+          <w:szCs w:val="28"/>
+        </w:rPr>
+        <w:tab/>
+      </w:r>
+      <w:r>
+        <w:rPr>
+          <w:rFonts w:ascii="Times New Roman" w:hAnsi="Times New Roman" w:cs="Times New Roman"/>
+          <w:sz w:val="28"/>
+          <w:szCs w:val="28"/>
+        </w:rPr>
+        <w:tab/>
+      </w:r>
+      <w:r>
+        <w:rPr>
+          <w:rFonts w:ascii="Times New Roman" w:hAnsi="Times New Roman" w:cs="Times New Roman"/>
+          <w:sz w:val="28"/>
+          <w:szCs w:val="28"/>
+        </w:rPr>
+        <w:tab/>
+      </w:r>
+      <w:r>
+        <w:rPr>
+          <w:rFonts w:ascii="Times New Roman" w:hAnsi="Times New Roman" w:cs="Times New Roman"/>
+          <w:sz w:val="28"/>
+          <w:szCs w:val="28"/>
+        </w:rPr>
+        <w:tab/>
+      </w:r>
+      <w:proofErr w:type="gramStart"/>
+      <w:r>
+        <w:rPr>
+          <w:rFonts w:ascii="Times New Roman" w:hAnsi="Times New Roman" w:cs="Times New Roman"/>
+          <w:sz w:val="28"/>
+          <w:szCs w:val="28"/>
+        </w:rPr>
+        <w:t>The</w:t>
+      </w:r>
+      <w:proofErr w:type="gramEnd"/>
+      <w:r>
+        <w:rPr>
+          <w:rFonts w:ascii="Times New Roman" w:hAnsi="Times New Roman" w:cs="Times New Roman"/>
+          <w:sz w:val="28"/>
+          <w:szCs w:val="28"/>
+        </w:rPr>
+        <w:t xml:space="preserve"> collection of raw-facts </w:t>
       </w:r>
     </w:p>
     <w:p>
@@ -1224,14 +2161,546 @@
           <w:rFonts w:ascii="Times New Roman" w:hAnsi="Times New Roman" w:cs="Times New Roman"/>
           <w:b/>
           <w:bCs/>
-          <w:szCs w:val="22"/>
+          <w:sz w:val="28"/>
+          <w:szCs w:val="28"/>
         </w:rPr>
       </w:pPr>
       <w:r>
         <w:rPr>
           <w:rFonts w:ascii="Times New Roman" w:hAnsi="Times New Roman" w:cs="Times New Roman"/>
           <w:noProof/>
-          <w:szCs w:val="22"/>
+          <w:sz w:val="28"/>
+          <w:szCs w:val="28"/>
+        </w:rPr>
+        <mc:AlternateContent>
+          <mc:Choice Requires="wps">
+            <w:drawing>
+              <wp:anchor distT="45720" distB="45720" distL="114300" distR="114300" simplePos="0" relativeHeight="251664384" behindDoc="0" locked="0" layoutInCell="1" allowOverlap="1" wp14:anchorId="335DB4A9" wp14:editId="5C4AFA84">
+                <wp:simplePos x="0" y="0"/>
+                <wp:positionH relativeFrom="margin">
+                  <wp:posOffset>-95250</wp:posOffset>
+                </wp:positionH>
+                <wp:positionV relativeFrom="paragraph">
+                  <wp:posOffset>217170</wp:posOffset>
+                </wp:positionV>
+                <wp:extent cx="2238375" cy="1187450"/>
+                <wp:effectExtent l="0" t="0" r="28575" b="12700"/>
+                <wp:wrapNone/>
+                <wp:docPr id="2038476349" name="Text Box 2"/>
+                <wp:cNvGraphicFramePr>
+                  <a:graphicFrameLocks xmlns:a="http://schemas.openxmlformats.org/drawingml/2006/main"/>
+                </wp:cNvGraphicFramePr>
+                <a:graphic xmlns:a="http://schemas.openxmlformats.org/drawingml/2006/main">
+                  <a:graphicData uri="http://schemas.microsoft.com/office/word/2010/wordprocessingShape">
+                    <wps:wsp>
+                      <wps:cNvSpPr txBox="1">
+                        <a:spLocks noChangeArrowheads="1"/>
+                      </wps:cNvSpPr>
+                      <wps:spPr bwMode="auto">
+                        <a:xfrm>
+                          <a:off x="0" y="0"/>
+                          <a:ext cx="2238375" cy="1187450"/>
+                        </a:xfrm>
+                        <a:prstGeom prst="rect">
+                          <a:avLst/>
+                        </a:prstGeom>
+                        <a:noFill/>
+                        <a:ln w="9525">
+                          <a:solidFill>
+                            <a:srgbClr val="000000"/>
+                          </a:solidFill>
+                          <a:miter lim="800000"/>
+                          <a:headEnd/>
+                          <a:tailEnd/>
+                        </a:ln>
+                      </wps:spPr>
+                      <wps:txbx>
+                        <w:txbxContent>
+                          <w:p>
+                            <w:r>
+                              <w:t>a)</w:t>
+                            </w:r>
+                          </w:p>
+                          <w:p>
+                            <w:r>
+                              <w:rPr>
+                                <w:noProof/>
+                              </w:rPr>
+                              <w:drawing>
+                                <wp:inline distT="0" distB="0" distL="0" distR="0" wp14:anchorId="45DB6824" wp14:editId="68850C67">
+                                  <wp:extent cx="2074436" cy="889166"/>
+                                  <wp:effectExtent l="0" t="0" r="2540" b="6350"/>
+                                  <wp:docPr id="1428851040" name="Picture 1"/>
+                                  <wp:cNvGraphicFramePr>
+                                    <a:graphicFrameLocks xmlns:a="http://schemas.openxmlformats.org/drawingml/2006/main" noChangeAspect="1"/>
+                                  </wp:cNvGraphicFramePr>
+                                  <a:graphic xmlns:a="http://schemas.openxmlformats.org/drawingml/2006/main">
+                                    <a:graphicData uri="http://schemas.openxmlformats.org/drawingml/2006/picture">
+                                      <pic:pic xmlns:pic="http://schemas.openxmlformats.org/drawingml/2006/picture">
+                                        <pic:nvPicPr>
+                                          <pic:cNvPr id="734067636" name=""/>
+                                          <pic:cNvPicPr/>
+                                        </pic:nvPicPr>
+                                        <pic:blipFill>
+                                          <a:blip r:embed="rId9"/>
+                                          <a:stretch>
+                                            <a:fillRect/>
+                                          </a:stretch>
+                                        </pic:blipFill>
+                                        <pic:spPr>
+                                          <a:xfrm>
+                                            <a:off x="0" y="0"/>
+                                            <a:ext cx="2193193" cy="940069"/>
+                                          </a:xfrm>
+                                          <a:prstGeom prst="rect">
+                                            <a:avLst/>
+                                          </a:prstGeom>
+                                        </pic:spPr>
+                                      </pic:pic>
+                                    </a:graphicData>
+                                  </a:graphic>
+                                </wp:inline>
+                              </w:drawing>
+                            </w:r>
+                          </w:p>
+                        </w:txbxContent>
+                      </wps:txbx>
+                      <wps:bodyPr rot="0" vert="horz" wrap="square" lIns="91440" tIns="45720" rIns="91440" bIns="45720" anchor="t" anchorCtr="0">
+                        <a:noAutofit/>
+                      </wps:bodyPr>
+                    </wps:wsp>
+                  </a:graphicData>
+                </a:graphic>
+                <wp14:sizeRelH relativeFrom="margin">
+                  <wp14:pctWidth>0</wp14:pctWidth>
+                </wp14:sizeRelH>
+                <wp14:sizeRelV relativeFrom="margin">
+                  <wp14:pctHeight>0</wp14:pctHeight>
+                </wp14:sizeRelV>
+              </wp:anchor>
+            </w:drawing>
+          </mc:Choice>
+          <mc:Fallback>
+            <w:pict>
+              <v:shape w14:anchorId="335DB4A9" id="_x0000_s1027" type="#_x0000_t202" style="position:absolute;margin-left:-7.5pt;margin-top:17.1pt;width:176.25pt;height:93.5pt;z-index:251664384;visibility:visible;mso-wrap-style:square;mso-width-percent:0;mso-height-percent:0;mso-wrap-distance-left:9pt;mso-wrap-distance-top:3.6pt;mso-wrap-distance-right:9pt;mso-wrap-distance-bottom:3.6pt;mso-position-horizontal:absolute;mso-position-horizontal-relative:margin;mso-position-vertical:absolute;mso-position-vertical-relative:text;mso-width-percent:0;mso-height-percent:0;mso-width-relative:margin;mso-height-relative:margin;v-text-anchor:top" o:gfxdata="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" filled="f">
+                <v:textbox>
+                  <w:txbxContent>
+                    <w:p>
+                      <w:r>
+                        <w:t>a)</w:t>
+                      </w:r>
+                    </w:p>
+                    <w:p>
+                      <w:r>
+                        <w:rPr>
+                          <w:noProof/>
+                        </w:rPr>
+                        <w:drawing>
+                          <wp:inline distT="0" distB="0" distL="0" distR="0" wp14:anchorId="45DB6824" wp14:editId="68850C67">
+                            <wp:extent cx="2074436" cy="889166"/>
+                            <wp:effectExtent l="0" t="0" r="2540" b="6350"/>
+                            <wp:docPr id="1428851040" name="Picture 1"/>
+                            <wp:cNvGraphicFramePr>
+                              <a:graphicFrameLocks xmlns:a="http://schemas.openxmlformats.org/drawingml/2006/main" noChangeAspect="1"/>
+                            </wp:cNvGraphicFramePr>
+                            <a:graphic xmlns:a="http://schemas.openxmlformats.org/drawingml/2006/main">
+                              <a:graphicData uri="http://schemas.openxmlformats.org/drawingml/2006/picture">
+                                <pic:pic xmlns:pic="http://schemas.openxmlformats.org/drawingml/2006/picture">
+                                  <pic:nvPicPr>
+                                    <pic:cNvPr id="734067636" name=""/>
+                                    <pic:cNvPicPr/>
+                                  </pic:nvPicPr>
+                                  <pic:blipFill>
+                                    <a:blip r:embed="rId9"/>
+                                    <a:stretch>
+                                      <a:fillRect/>
+                                    </a:stretch>
+                                  </pic:blipFill>
+                                  <pic:spPr>
+                                    <a:xfrm>
+                                      <a:off x="0" y="0"/>
+                                      <a:ext cx="2193193" cy="940069"/>
+                                    </a:xfrm>
+                                    <a:prstGeom prst="rect">
+                                      <a:avLst/>
+                                    </a:prstGeom>
+                                  </pic:spPr>
+                                </pic:pic>
+                              </a:graphicData>
+                            </a:graphic>
+                          </wp:inline>
+                        </w:drawing>
+                      </w:r>
+                    </w:p>
+                  </w:txbxContent>
+                </v:textbox>
+                <w10:wrap anchorx="margin"/>
+              </v:shape>
+            </w:pict>
+          </mc:Fallback>
+        </mc:AlternateContent>
+      </w:r>
+      <w:r>
+        <w:rPr>
+          <w:rFonts w:ascii="Times New Roman" w:hAnsi="Times New Roman" w:cs="Times New Roman"/>
+          <w:noProof/>
+          <w:sz w:val="28"/>
+          <w:szCs w:val="28"/>
+        </w:rPr>
+        <mc:AlternateContent>
+          <mc:Choice Requires="wps">
+            <w:drawing>
+              <wp:anchor distT="45720" distB="45720" distL="114300" distR="114300" simplePos="0" relativeHeight="251662336" behindDoc="0" locked="0" layoutInCell="1" allowOverlap="1" wp14:anchorId="7974EEF4" wp14:editId="6DE159DA">
+                <wp:simplePos x="0" y="0"/>
+                <wp:positionH relativeFrom="column">
+                  <wp:posOffset>2533650</wp:posOffset>
+                </wp:positionH>
+                <wp:positionV relativeFrom="paragraph">
+                  <wp:posOffset>216535</wp:posOffset>
+                </wp:positionV>
+                <wp:extent cx="1704975" cy="1321435"/>
+                <wp:effectExtent l="0" t="0" r="28575" b="12065"/>
+                <wp:wrapNone/>
+                <wp:docPr id="217" name="Text Box 2"/>
+                <wp:cNvGraphicFramePr>
+                  <a:graphicFrameLocks xmlns:a="http://schemas.openxmlformats.org/drawingml/2006/main"/>
+                </wp:cNvGraphicFramePr>
+                <a:graphic xmlns:a="http://schemas.openxmlformats.org/drawingml/2006/main">
+                  <a:graphicData uri="http://schemas.microsoft.com/office/word/2010/wordprocessingShape">
+                    <wps:wsp>
+                      <wps:cNvSpPr txBox="1">
+                        <a:spLocks noChangeArrowheads="1"/>
+                      </wps:cNvSpPr>
+                      <wps:spPr bwMode="auto">
+                        <a:xfrm>
+                          <a:off x="0" y="0"/>
+                          <a:ext cx="1704975" cy="1321435"/>
+                        </a:xfrm>
+                        <a:prstGeom prst="rect">
+                          <a:avLst/>
+                        </a:prstGeom>
+                        <a:noFill/>
+                        <a:ln w="9525">
+                          <a:solidFill>
+                            <a:srgbClr val="000000"/>
+                          </a:solidFill>
+                          <a:miter lim="800000"/>
+                          <a:headEnd/>
+                          <a:tailEnd/>
+                        </a:ln>
+                      </wps:spPr>
+                      <wps:txbx>
+                        <w:txbxContent>
+                          <w:p>
+                            <w:r>
+                              <w:t>b)</w:t>
+                            </w:r>
+                          </w:p>
+                          <w:p>
+                            <w:r>
+                              <w:rPr>
+                                <w:noProof/>
+                              </w:rPr>
+                              <w:drawing>
+                                <wp:inline distT="0" distB="0" distL="0" distR="0" wp14:anchorId="28086DC5" wp14:editId="030E5DEC">
+                                  <wp:extent cx="1504755" cy="903081"/>
+                                  <wp:effectExtent l="0" t="0" r="635" b="0"/>
+                                  <wp:docPr id="505046422" name="Picture 1"/>
+                                  <wp:cNvGraphicFramePr>
+                                    <a:graphicFrameLocks xmlns:a="http://schemas.openxmlformats.org/drawingml/2006/main" noChangeAspect="1"/>
+                                  </wp:cNvGraphicFramePr>
+                                  <a:graphic xmlns:a="http://schemas.openxmlformats.org/drawingml/2006/main">
+                                    <a:graphicData uri="http://schemas.openxmlformats.org/drawingml/2006/picture">
+                                      <pic:pic xmlns:pic="http://schemas.openxmlformats.org/drawingml/2006/picture">
+                                        <pic:nvPicPr>
+                                          <pic:cNvPr id="1838856848" name=""/>
+                                          <pic:cNvPicPr/>
+                                        </pic:nvPicPr>
+                                        <pic:blipFill>
+                                          <a:blip r:embed="rId10"/>
+                                          <a:stretch>
+                                            <a:fillRect/>
+                                          </a:stretch>
+                                        </pic:blipFill>
+                                        <pic:spPr>
+                                          <a:xfrm>
+                                            <a:off x="0" y="0"/>
+                                            <a:ext cx="1541989" cy="925427"/>
+                                          </a:xfrm>
+                                          <a:prstGeom prst="rect">
+                                            <a:avLst/>
+                                          </a:prstGeom>
+                                        </pic:spPr>
+                                      </pic:pic>
+                                    </a:graphicData>
+                                  </a:graphic>
+                                </wp:inline>
+                              </w:drawing>
+                            </w:r>
+                          </w:p>
+                        </w:txbxContent>
+                      </wps:txbx>
+                      <wps:bodyPr rot="0" vert="horz" wrap="square" lIns="91440" tIns="45720" rIns="91440" bIns="45720" anchor="t" anchorCtr="0">
+                        <a:noAutofit/>
+                      </wps:bodyPr>
+                    </wps:wsp>
+                  </a:graphicData>
+                </a:graphic>
+                <wp14:sizeRelH relativeFrom="margin">
+                  <wp14:pctWidth>0</wp14:pctWidth>
+                </wp14:sizeRelH>
+                <wp14:sizeRelV relativeFrom="margin">
+                  <wp14:pctHeight>0</wp14:pctHeight>
+                </wp14:sizeRelV>
+              </wp:anchor>
+            </w:drawing>
+          </mc:Choice>
+          <mc:Fallback>
+            <w:pict>
+              <v:shape w14:anchorId="7974EEF4" id="_x0000_s1028" type="#_x0000_t202" style="position:absolute;margin-left:199.5pt;margin-top:17.05pt;width:134.25pt;height:104.05pt;z-index:251662336;visibility:visible;mso-wrap-style:square;mso-width-percent:0;mso-height-percent:0;mso-wrap-distance-left:9pt;mso-wrap-distance-top:3.6pt;mso-wrap-distance-right:9pt;mso-wrap-distance-bottom:3.6pt;mso-position-horizontal:absolute;mso-position-horizontal-relative:text;mso-position-vertical:absolute;mso-position-vertical-relative:text;mso-width-percent:0;mso-height-percent:0;mso-width-relative:margin;mso-height-relative:margin;v-text-anchor:top" o:gfxdata="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" filled="f">
+                <v:textbox>
+                  <w:txbxContent>
+                    <w:p>
+                      <w:r>
+                        <w:t>b)</w:t>
+                      </w:r>
+                    </w:p>
+                    <w:p>
+                      <w:r>
+                        <w:rPr>
+                          <w:noProof/>
+                        </w:rPr>
+                        <w:drawing>
+                          <wp:inline distT="0" distB="0" distL="0" distR="0" wp14:anchorId="28086DC5" wp14:editId="030E5DEC">
+                            <wp:extent cx="1504755" cy="903081"/>
+                            <wp:effectExtent l="0" t="0" r="635" b="0"/>
+                            <wp:docPr id="505046422" name="Picture 1"/>
+                            <wp:cNvGraphicFramePr>
+                              <a:graphicFrameLocks xmlns:a="http://schemas.openxmlformats.org/drawingml/2006/main" noChangeAspect="1"/>
+                            </wp:cNvGraphicFramePr>
+                            <a:graphic xmlns:a="http://schemas.openxmlformats.org/drawingml/2006/main">
+                              <a:graphicData uri="http://schemas.openxmlformats.org/drawingml/2006/picture">
+                                <pic:pic xmlns:pic="http://schemas.openxmlformats.org/drawingml/2006/picture">
+                                  <pic:nvPicPr>
+                                    <pic:cNvPr id="1838856848" name=""/>
+                                    <pic:cNvPicPr/>
+                                  </pic:nvPicPr>
+                                  <pic:blipFill>
+                                    <a:blip r:embed="rId10"/>
+                                    <a:stretch>
+                                      <a:fillRect/>
+                                    </a:stretch>
+                                  </pic:blipFill>
+                                  <pic:spPr>
+                                    <a:xfrm>
+                                      <a:off x="0" y="0"/>
+                                      <a:ext cx="1541989" cy="925427"/>
+                                    </a:xfrm>
+                                    <a:prstGeom prst="rect">
+                                      <a:avLst/>
+                                    </a:prstGeom>
+                                  </pic:spPr>
+                                </pic:pic>
+                              </a:graphicData>
+                            </a:graphic>
+                          </wp:inline>
+                        </w:drawing>
+                      </w:r>
+                    </w:p>
+                  </w:txbxContent>
+                </v:textbox>
+              </v:shape>
+            </w:pict>
+          </mc:Fallback>
+        </mc:AlternateContent>
+      </w:r>
+      <w:r>
+        <w:rPr>
+          <w:rFonts w:ascii="Times New Roman" w:hAnsi="Times New Roman" w:cs="Times New Roman"/>
+          <w:noProof/>
+          <w:sz w:val="28"/>
+          <w:szCs w:val="28"/>
+        </w:rPr>
+        <mc:AlternateContent>
+          <mc:Choice Requires="wps">
+            <w:drawing>
+              <wp:anchor distT="45720" distB="45720" distL="114300" distR="114300" simplePos="0" relativeHeight="251668480" behindDoc="0" locked="0" layoutInCell="1" allowOverlap="1" wp14:anchorId="32FCBB13" wp14:editId="057E5D51">
+                <wp:simplePos x="0" y="0"/>
+                <wp:positionH relativeFrom="margin">
+                  <wp:posOffset>4688205</wp:posOffset>
+                </wp:positionH>
+                <wp:positionV relativeFrom="paragraph">
+                  <wp:posOffset>193040</wp:posOffset>
+                </wp:positionV>
+                <wp:extent cx="1979295" cy="1293495"/>
+                <wp:effectExtent l="0" t="0" r="20955" b="20955"/>
+                <wp:wrapNone/>
+                <wp:docPr id="5312809" name="Text Box 2"/>
+                <wp:cNvGraphicFramePr>
+                  <a:graphicFrameLocks xmlns:a="http://schemas.openxmlformats.org/drawingml/2006/main"/>
+                </wp:cNvGraphicFramePr>
+                <a:graphic xmlns:a="http://schemas.openxmlformats.org/drawingml/2006/main">
+                  <a:graphicData uri="http://schemas.microsoft.com/office/word/2010/wordprocessingShape">
+                    <wps:wsp>
+                      <wps:cNvSpPr txBox="1">
+                        <a:spLocks noChangeArrowheads="1"/>
+                      </wps:cNvSpPr>
+                      <wps:spPr bwMode="auto">
+                        <a:xfrm>
+                          <a:off x="0" y="0"/>
+                          <a:ext cx="1979295" cy="1293495"/>
+                        </a:xfrm>
+                        <a:prstGeom prst="rect">
+                          <a:avLst/>
+                        </a:prstGeom>
+                        <a:noFill/>
+                        <a:ln w="9525">
+                          <a:solidFill>
+                            <a:srgbClr val="000000"/>
+                          </a:solidFill>
+                          <a:miter lim="800000"/>
+                          <a:headEnd/>
+                          <a:tailEnd/>
+                        </a:ln>
+                      </wps:spPr>
+                      <wps:txbx>
+                        <w:txbxContent>
+                          <w:p>
+                            <w:r>
+                              <w:t>c</w:t>
+                            </w:r>
+                            <w:r>
+                              <w:t>)</w:t>
+                            </w:r>
+                          </w:p>
+                          <w:p>
+                            <w:r>
+                              <w:rPr>
+                                <w:noProof/>
+                              </w:rPr>
+                              <w:drawing>
+                                <wp:inline distT="0" distB="0" distL="0" distR="0" wp14:anchorId="43CEE414" wp14:editId="6EC47FE5">
+                                  <wp:extent cx="1790700" cy="830002"/>
+                                  <wp:effectExtent l="0" t="0" r="0" b="8255"/>
+                                  <wp:docPr id="1579284904" name="Picture 1"/>
+                                  <wp:cNvGraphicFramePr>
+                                    <a:graphicFrameLocks xmlns:a="http://schemas.openxmlformats.org/drawingml/2006/main" noChangeAspect="1"/>
+                                  </wp:cNvGraphicFramePr>
+                                  <a:graphic xmlns:a="http://schemas.openxmlformats.org/drawingml/2006/main">
+                                    <a:graphicData uri="http://schemas.openxmlformats.org/drawingml/2006/picture">
+                                      <pic:pic xmlns:pic="http://schemas.openxmlformats.org/drawingml/2006/picture">
+                                        <pic:nvPicPr>
+                                          <pic:cNvPr id="1591414204" name=""/>
+                                          <pic:cNvPicPr/>
+                                        </pic:nvPicPr>
+                                        <pic:blipFill>
+                                          <a:blip r:embed="rId11"/>
+                                          <a:stretch>
+                                            <a:fillRect/>
+                                          </a:stretch>
+                                        </pic:blipFill>
+                                        <pic:spPr>
+                                          <a:xfrm>
+                                            <a:off x="0" y="0"/>
+                                            <a:ext cx="1820229" cy="843689"/>
+                                          </a:xfrm>
+                                          <a:prstGeom prst="rect">
+                                            <a:avLst/>
+                                          </a:prstGeom>
+                                        </pic:spPr>
+                                      </pic:pic>
+                                    </a:graphicData>
+                                  </a:graphic>
+                                </wp:inline>
+                              </w:drawing>
+                            </w:r>
+                          </w:p>
+                        </w:txbxContent>
+                      </wps:txbx>
+                      <wps:bodyPr rot="0" vert="horz" wrap="square" lIns="91440" tIns="45720" rIns="91440" bIns="45720" anchor="t" anchorCtr="0">
+                        <a:noAutofit/>
+                      </wps:bodyPr>
+                    </wps:wsp>
+                  </a:graphicData>
+                </a:graphic>
+                <wp14:sizeRelH relativeFrom="margin">
+                  <wp14:pctWidth>0</wp14:pctWidth>
+                </wp14:sizeRelH>
+                <wp14:sizeRelV relativeFrom="margin">
+                  <wp14:pctHeight>0</wp14:pctHeight>
+                </wp14:sizeRelV>
+              </wp:anchor>
+            </w:drawing>
+          </mc:Choice>
+          <mc:Fallback>
+            <w:pict>
+              <v:shape w14:anchorId="32FCBB13" id="_x0000_s1029" type="#_x0000_t202" style="position:absolute;margin-left:369.15pt;margin-top:15.2pt;width:155.85pt;height:101.85pt;z-index:251668480;visibility:visible;mso-wrap-style:square;mso-width-percent:0;mso-height-percent:0;mso-wrap-distance-left:9pt;mso-wrap-distance-top:3.6pt;mso-wrap-distance-right:9pt;mso-wrap-distance-bottom:3.6pt;mso-position-horizontal:absolute;mso-position-horizontal-relative:margin;mso-position-vertical:absolute;mso-position-vertical-relative:text;mso-width-percent:0;mso-height-percent:0;mso-width-relative:margin;mso-height-relative:margin;v-text-anchor:top" o:gfxdata="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" filled="f">
+                <v:textbox>
+                  <w:txbxContent>
+                    <w:p>
+                      <w:r>
+                        <w:t>c</w:t>
+                      </w:r>
+                      <w:r>
+                        <w:t>)</w:t>
+                      </w:r>
+                    </w:p>
+                    <w:p>
+                      <w:r>
+                        <w:rPr>
+                          <w:noProof/>
+                        </w:rPr>
+                        <w:drawing>
+                          <wp:inline distT="0" distB="0" distL="0" distR="0" wp14:anchorId="43CEE414" wp14:editId="6EC47FE5">
+                            <wp:extent cx="1790700" cy="830002"/>
+                            <wp:effectExtent l="0" t="0" r="0" b="8255"/>
+                            <wp:docPr id="1579284904" name="Picture 1"/>
+                            <wp:cNvGraphicFramePr>
+                              <a:graphicFrameLocks xmlns:a="http://schemas.openxmlformats.org/drawingml/2006/main" noChangeAspect="1"/>
+                            </wp:cNvGraphicFramePr>
+                            <a:graphic xmlns:a="http://schemas.openxmlformats.org/drawingml/2006/main">
+                              <a:graphicData uri="http://schemas.openxmlformats.org/drawingml/2006/picture">
+                                <pic:pic xmlns:pic="http://schemas.openxmlformats.org/drawingml/2006/picture">
+                                  <pic:nvPicPr>
+                                    <pic:cNvPr id="1591414204" name=""/>
+                                    <pic:cNvPicPr/>
+                                  </pic:nvPicPr>
+                                  <pic:blipFill>
+                                    <a:blip r:embed="rId11"/>
+                                    <a:stretch>
+                                      <a:fillRect/>
+                                    </a:stretch>
+                                  </pic:blipFill>
+                                  <pic:spPr>
+                                    <a:xfrm>
+                                      <a:off x="0" y="0"/>
+                                      <a:ext cx="1820229" cy="843689"/>
+                                    </a:xfrm>
+                                    <a:prstGeom prst="rect">
+                                      <a:avLst/>
+                                    </a:prstGeom>
+                                  </pic:spPr>
+                                </pic:pic>
+                              </a:graphicData>
+                            </a:graphic>
+                          </wp:inline>
+                        </w:drawing>
+                      </w:r>
+                    </w:p>
+                  </w:txbxContent>
+                </v:textbox>
+                <w10:wrap anchorx="margin"/>
+              </v:shape>
+            </w:pict>
+          </mc:Fallback>
+        </mc:AlternateContent>
+      </w:r>
+      <w:r>
+        <w:rPr>
+          <w:rFonts w:ascii="Times New Roman" w:hAnsi="Times New Roman" w:cs="Times New Roman"/>
+          <w:noProof/>
+          <w:sz w:val="28"/>
+          <w:szCs w:val="28"/>
           <w14:ligatures w14:val="standardContextual"/>
         </w:rPr>
         <mc:AlternateContent>
@@ -1303,7 +2772,8 @@
         <w:rPr>
           <w:rFonts w:ascii="Times New Roman" w:hAnsi="Times New Roman" w:cs="Times New Roman"/>
           <w:noProof/>
-          <w:szCs w:val="22"/>
+          <w:sz w:val="28"/>
+          <w:szCs w:val="28"/>
           <w14:ligatures w14:val="standardContextual"/>
         </w:rPr>
         <mc:AlternateContent>
@@ -1375,13 +2845,14 @@
         <w:rPr>
           <w:rFonts w:ascii="Times New Roman" w:hAnsi="Times New Roman" w:cs="Times New Roman"/>
           <w:noProof/>
-          <w:szCs w:val="22"/>
+          <w:sz w:val="28"/>
+          <w:szCs w:val="28"/>
           <w14:ligatures w14:val="standardContextual"/>
         </w:rPr>
         <mc:AlternateContent>
           <mc:Choice Requires="wps">
             <w:drawing>
-              <wp:anchor distT="0" distB="0" distL="114300" distR="114300" simplePos="0" relativeHeight="251671552" behindDoc="0" locked="0" layoutInCell="1" allowOverlap="1" wp14:anchorId="5282F3E6" wp14:editId="5398996D">
+              <wp:anchor distT="0" distB="0" distL="114300" distR="114300" simplePos="0" relativeHeight="251671552" behindDoc="0" locked="0" layoutInCell="1" allowOverlap="1" wp14:anchorId="5282F3E6" wp14:editId="1D5C7A52">
                 <wp:simplePos x="0" y="0"/>
                 <wp:positionH relativeFrom="column">
                   <wp:posOffset>-239078</wp:posOffset>
@@ -1430,7 +2901,7 @@
           </mc:Choice>
           <mc:Fallback>
             <w:pict>
-              <v:line w14:anchorId="502C3BEB" id="Straight Connector 8" o:spid="_x0000_s1026" style="position:absolute;z-index:251671552;visibility:visible;mso-wrap-style:square;mso-wrap-distance-left:9pt;mso-wrap-distance-top:0;mso-wrap-distance-right:9pt;mso-wrap-distance-bottom:0;mso-position-horizontal:absolute;mso-position-horizontal-relative:text;mso-position-vertical:absolute;mso-position-vertical-relative:text" from="-18.85pt,153.1pt" to="163.65pt,154.05pt" o:gfxdata="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" strokecolor="black [3200]" strokeweight=".5pt">
+              <v:line w14:anchorId="3825A7E4" id="Straight Connector 8" o:spid="_x0000_s1026" style="position:absolute;z-index:251671552;visibility:visible;mso-wrap-style:square;mso-wrap-distance-left:9pt;mso-wrap-distance-top:0;mso-wrap-distance-right:9pt;mso-wrap-distance-bottom:0;mso-position-horizontal:absolute;mso-position-horizontal-relative:text;mso-position-vertical:absolute;mso-position-vertical-relative:text" from="-18.85pt,153.1pt" to="163.65pt,154.05pt" o:gfxdata="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" strokecolor="black [3200]" strokeweight=".5pt">
                 <v:stroke joinstyle="miter"/>
               </v:line>
             </w:pict>
@@ -1440,569 +2911,187 @@
       <w:r>
         <w:rPr>
           <w:rFonts w:ascii="Times New Roman" w:hAnsi="Times New Roman" w:cs="Times New Roman"/>
+          <w:b/>
+          <w:bCs/>
+          <w:sz w:val="28"/>
+          <w:szCs w:val="28"/>
+        </w:rPr>
+        <w:t>4. Identify the pictures.</w:t>
+      </w:r>
+      <w:r>
+        <w:rPr>
+          <w:rFonts w:ascii="Times New Roman" w:hAnsi="Times New Roman" w:cs="Times New Roman"/>
+          <w:b/>
+          <w:bCs/>
+          <w:sz w:val="28"/>
+          <w:szCs w:val="28"/>
+        </w:rPr>
+        <w:tab/>
+      </w:r>
+      <w:r>
+        <w:rPr>
+          <w:rFonts w:ascii="Times New Roman" w:hAnsi="Times New Roman" w:cs="Times New Roman"/>
+          <w:b/>
+          <w:bCs/>
+          <w:sz w:val="28"/>
+          <w:szCs w:val="28"/>
+        </w:rPr>
+        <w:tab/>
+      </w:r>
+      <w:r>
+        <w:rPr>
+          <w:rFonts w:ascii="Times New Roman" w:hAnsi="Times New Roman" w:cs="Times New Roman"/>
+          <w:b/>
+          <w:bCs/>
+          <w:sz w:val="28"/>
+          <w:szCs w:val="28"/>
+        </w:rPr>
+        <w:tab/>
+      </w:r>
+      <w:r>
+        <w:rPr>
+          <w:rFonts w:ascii="Times New Roman" w:hAnsi="Times New Roman" w:cs="Times New Roman"/>
+          <w:b/>
+          <w:bCs/>
+          <w:sz w:val="28"/>
+          <w:szCs w:val="28"/>
+        </w:rPr>
+        <w:tab/>
+      </w:r>
+      <w:r>
+        <w:rPr>
+          <w:rFonts w:ascii="Times New Roman" w:hAnsi="Times New Roman" w:cs="Times New Roman"/>
+          <w:b/>
+          <w:bCs/>
+          <w:sz w:val="28"/>
+          <w:szCs w:val="28"/>
+        </w:rPr>
+        <w:tab/>
+      </w:r>
+      <w:r>
+        <w:rPr>
+          <w:rFonts w:ascii="Times New Roman" w:hAnsi="Times New Roman" w:cs="Times New Roman"/>
+          <w:b/>
+          <w:bCs/>
+          <w:sz w:val="28"/>
+          <w:szCs w:val="28"/>
+        </w:rPr>
+        <w:tab/>
+      </w:r>
+      <w:r>
+        <w:rPr>
+          <w:rFonts w:ascii="Times New Roman" w:hAnsi="Times New Roman" w:cs="Times New Roman"/>
+          <w:b/>
+          <w:bCs/>
+          <w:sz w:val="28"/>
+          <w:szCs w:val="28"/>
+        </w:rPr>
+        <w:tab/>
+      </w:r>
+      <w:r>
+        <w:rPr>
+          <w:rFonts w:ascii="Times New Roman" w:hAnsi="Times New Roman" w:cs="Times New Roman"/>
+          <w:b/>
+          <w:bCs/>
+          <w:sz w:val="28"/>
+          <w:szCs w:val="28"/>
+        </w:rPr>
+        <w:tab/>
+      </w:r>
+      <w:r>
+        <w:rPr>
+          <w:rFonts w:ascii="Times New Roman" w:hAnsi="Times New Roman" w:cs="Times New Roman"/>
+          <w:b/>
+          <w:bCs/>
+          <w:sz w:val="28"/>
+          <w:szCs w:val="28"/>
+        </w:rPr>
+        <w:tab/>
+      </w:r>
+      <w:r>
+        <w:rPr>
+          <w:rFonts w:ascii="Times New Roman" w:hAnsi="Times New Roman" w:cs="Times New Roman"/>
+          <w:b/>
+          <w:bCs/>
+          <w:sz w:val="28"/>
+          <w:szCs w:val="28"/>
+        </w:rPr>
+        <w:tab/>
+      </w:r>
+      <w:r>
+        <w:rPr>
+          <w:rFonts w:ascii="Times New Roman" w:hAnsi="Times New Roman" w:cs="Times New Roman"/>
+          <w:b/>
+          <w:bCs/>
+          <w:sz w:val="28"/>
+          <w:szCs w:val="28"/>
+        </w:rPr>
+        <w:t>[ 5</w:t>
+      </w:r>
+      <w:r>
+        <w:rPr>
+          <w:rFonts w:ascii="Times New Roman" w:hAnsi="Times New Roman" w:cs="Times New Roman"/>
+          <w:b/>
+          <w:bCs/>
+          <w:sz w:val="28"/>
+          <w:szCs w:val="28"/>
+        </w:rPr>
+        <w:t>×</w:t>
+      </w:r>
+      <w:r>
+        <w:rPr>
+          <w:rFonts w:ascii="Times New Roman" w:hAnsi="Times New Roman" w:cs="Times New Roman"/>
+          <w:b/>
+          <w:bCs/>
+          <w:sz w:val="28"/>
+          <w:szCs w:val="28"/>
+        </w:rPr>
+        <w:t>1=</w:t>
+      </w:r>
+      <w:proofErr w:type="gramStart"/>
+      <w:r>
+        <w:rPr>
+          <w:rFonts w:ascii="Times New Roman" w:hAnsi="Times New Roman" w:cs="Times New Roman"/>
+          <w:b/>
+          <w:bCs/>
+          <w:sz w:val="28"/>
+          <w:szCs w:val="28"/>
+        </w:rPr>
+        <w:t>5 ]</w:t>
+      </w:r>
+      <w:proofErr w:type="gramEnd"/>
+      <w:r>
+        <w:rPr>
+          <w:rFonts w:ascii="Times New Roman" w:hAnsi="Times New Roman" w:cs="Times New Roman"/>
+          <w:b/>
+          <w:bCs/>
+          <w:sz w:val="28"/>
+          <w:szCs w:val="28"/>
+        </w:rPr>
+        <w:t xml:space="preserve"> </w:t>
+      </w:r>
+    </w:p>
+    <w:p>
+      <w:pPr>
+        <w:ind w:left="360"/>
+        <w:rPr>
+          <w:rFonts w:ascii="Times New Roman" w:hAnsi="Times New Roman" w:cs="Times New Roman"/>
+          <w:sz w:val="28"/>
+          <w:szCs w:val="28"/>
+        </w:rPr>
+      </w:pPr>
+      <w:r>
+        <w:rPr>
+          <w:rFonts w:ascii="Times New Roman" w:hAnsi="Times New Roman" w:cs="Times New Roman"/>
           <w:noProof/>
-          <w:szCs w:val="22"/>
-        </w:rPr>
+          <w:sz w:val="28"/>
+          <w:szCs w:val="28"/>
+        </w:rPr>
+        <w:lastRenderedPageBreak/>
         <mc:AlternateContent>
           <mc:Choice Requires="wps">
             <w:drawing>
-              <wp:anchor distT="45720" distB="45720" distL="114300" distR="114300" simplePos="0" relativeHeight="251662336" behindDoc="0" locked="0" layoutInCell="1" allowOverlap="1" wp14:anchorId="7974EEF4" wp14:editId="0FED8443">
-                <wp:simplePos x="0" y="0"/>
-                <wp:positionH relativeFrom="column">
-                  <wp:posOffset>2336800</wp:posOffset>
-                </wp:positionH>
-                <wp:positionV relativeFrom="paragraph">
-                  <wp:posOffset>154305</wp:posOffset>
-                </wp:positionV>
-                <wp:extent cx="1704975" cy="1321435"/>
-                <wp:effectExtent l="0" t="0" r="28575" b="12065"/>
-                <wp:wrapSquare wrapText="bothSides"/>
-                <wp:docPr id="217" name="Text Box 2"/>
-                <wp:cNvGraphicFramePr>
-                  <a:graphicFrameLocks xmlns:a="http://schemas.openxmlformats.org/drawingml/2006/main"/>
-                </wp:cNvGraphicFramePr>
-                <a:graphic xmlns:a="http://schemas.openxmlformats.org/drawingml/2006/main">
-                  <a:graphicData uri="http://schemas.microsoft.com/office/word/2010/wordprocessingShape">
-                    <wps:wsp>
-                      <wps:cNvSpPr txBox="1">
-                        <a:spLocks noChangeArrowheads="1"/>
-                      </wps:cNvSpPr>
-                      <wps:spPr bwMode="auto">
-                        <a:xfrm>
-                          <a:off x="0" y="0"/>
-                          <a:ext cx="1704975" cy="1321435"/>
-                        </a:xfrm>
-                        <a:prstGeom prst="rect">
-                          <a:avLst/>
-                        </a:prstGeom>
-                        <a:solidFill>
-                          <a:srgbClr val="FFFFFF"/>
-                        </a:solidFill>
-                        <a:ln w="9525">
-                          <a:solidFill>
-                            <a:srgbClr val="000000"/>
-                          </a:solidFill>
-                          <a:miter lim="800000"/>
-                          <a:headEnd/>
-                          <a:tailEnd/>
-                        </a:ln>
-                      </wps:spPr>
-                      <wps:txbx>
-                        <w:txbxContent>
-                          <w:p>
-                            <w:r>
-                              <w:t>b)</w:t>
-                            </w:r>
-                          </w:p>
-                          <w:p>
-                            <w:r>
-                              <w:rPr>
-                                <w:noProof/>
-                              </w:rPr>
-                              <w:drawing>
-                                <wp:inline distT="0" distB="0" distL="0" distR="0" wp14:anchorId="28086DC5" wp14:editId="030E5DEC">
-                                  <wp:extent cx="1504755" cy="903081"/>
-                                  <wp:effectExtent l="0" t="0" r="635" b="0"/>
-                                  <wp:docPr id="505046422" name="Picture 1"/>
-                                  <wp:cNvGraphicFramePr>
-                                    <a:graphicFrameLocks xmlns:a="http://schemas.openxmlformats.org/drawingml/2006/main" noChangeAspect="1"/>
-                                  </wp:cNvGraphicFramePr>
-                                  <a:graphic xmlns:a="http://schemas.openxmlformats.org/drawingml/2006/main">
-                                    <a:graphicData uri="http://schemas.openxmlformats.org/drawingml/2006/picture">
-                                      <pic:pic xmlns:pic="http://schemas.openxmlformats.org/drawingml/2006/picture">
-                                        <pic:nvPicPr>
-                                          <pic:cNvPr id="1838856848" name=""/>
-                                          <pic:cNvPicPr/>
-                                        </pic:nvPicPr>
-                                        <pic:blipFill>
-                                          <a:blip r:embed="rId9"/>
-                                          <a:stretch>
-                                            <a:fillRect/>
-                                          </a:stretch>
-                                        </pic:blipFill>
-                                        <pic:spPr>
-                                          <a:xfrm>
-                                            <a:off x="0" y="0"/>
-                                            <a:ext cx="1541989" cy="925427"/>
-                                          </a:xfrm>
-                                          <a:prstGeom prst="rect">
-                                            <a:avLst/>
-                                          </a:prstGeom>
-                                        </pic:spPr>
-                                      </pic:pic>
-                                    </a:graphicData>
-                                  </a:graphic>
-                                </wp:inline>
-                              </w:drawing>
-                            </w:r>
-                          </w:p>
-                        </w:txbxContent>
-                      </wps:txbx>
-                      <wps:bodyPr rot="0" vert="horz" wrap="square" lIns="91440" tIns="45720" rIns="91440" bIns="45720" anchor="t" anchorCtr="0">
-                        <a:noAutofit/>
-                      </wps:bodyPr>
-                    </wps:wsp>
-                  </a:graphicData>
-                </a:graphic>
-                <wp14:sizeRelH relativeFrom="margin">
-                  <wp14:pctWidth>0</wp14:pctWidth>
-                </wp14:sizeRelH>
-                <wp14:sizeRelV relativeFrom="margin">
-                  <wp14:pctHeight>0</wp14:pctHeight>
-                </wp14:sizeRelV>
-              </wp:anchor>
-            </w:drawing>
-          </mc:Choice>
-          <mc:Fallback>
-            <w:pict>
-              <v:shapetype w14:anchorId="7974EEF4" id="_x0000_t202" coordsize="21600,21600" o:spt="202" path="m,l,21600r21600,l21600,xe">
-                <v:stroke joinstyle="miter"/>
-                <v:path gradientshapeok="t" o:connecttype="rect"/>
-              </v:shapetype>
-              <v:shape id="Text Box 2" o:spid="_x0000_s1026" type="#_x0000_t202" style="position:absolute;margin-left:184pt;margin-top:12.15pt;width:134.25pt;height:104.05pt;z-index:251662336;visibility:visible;mso-wrap-style:square;mso-width-percent:0;mso-height-percent:0;mso-wrap-distance-left:9pt;mso-wrap-distance-top:3.6pt;mso-wrap-distance-right:9pt;mso-wrap-distance-bottom:3.6pt;mso-position-horizontal:absolute;mso-position-horizontal-relative:text;mso-position-vertical:absolute;mso-position-vertical-relative:text;mso-width-percent:0;mso-height-percent:0;mso-width-relative:margin;mso-height-relative:margin;v-text-anchor:top" o:gfxdata="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">
-                <v:textbox>
-                  <w:txbxContent>
-                    <w:p>
-                      <w:r>
-                        <w:t>b)</w:t>
-                      </w:r>
-                    </w:p>
-                    <w:p>
-                      <w:r>
-                        <w:rPr>
-                          <w:noProof/>
-                        </w:rPr>
-                        <w:drawing>
-                          <wp:inline distT="0" distB="0" distL="0" distR="0" wp14:anchorId="28086DC5" wp14:editId="030E5DEC">
-                            <wp:extent cx="1504755" cy="903081"/>
-                            <wp:effectExtent l="0" t="0" r="635" b="0"/>
-                            <wp:docPr id="505046422" name="Picture 1"/>
-                            <wp:cNvGraphicFramePr>
-                              <a:graphicFrameLocks xmlns:a="http://schemas.openxmlformats.org/drawingml/2006/main" noChangeAspect="1"/>
-                            </wp:cNvGraphicFramePr>
-                            <a:graphic xmlns:a="http://schemas.openxmlformats.org/drawingml/2006/main">
-                              <a:graphicData uri="http://schemas.openxmlformats.org/drawingml/2006/picture">
-                                <pic:pic xmlns:pic="http://schemas.openxmlformats.org/drawingml/2006/picture">
-                                  <pic:nvPicPr>
-                                    <pic:cNvPr id="1838856848" name=""/>
-                                    <pic:cNvPicPr/>
-                                  </pic:nvPicPr>
-                                  <pic:blipFill>
-                                    <a:blip r:embed="rId10"/>
-                                    <a:stretch>
-                                      <a:fillRect/>
-                                    </a:stretch>
-                                  </pic:blipFill>
-                                  <pic:spPr>
-                                    <a:xfrm>
-                                      <a:off x="0" y="0"/>
-                                      <a:ext cx="1541989" cy="925427"/>
-                                    </a:xfrm>
-                                    <a:prstGeom prst="rect">
-                                      <a:avLst/>
-                                    </a:prstGeom>
-                                  </pic:spPr>
-                                </pic:pic>
-                              </a:graphicData>
-                            </a:graphic>
-                          </wp:inline>
-                        </w:drawing>
-                      </w:r>
-                    </w:p>
-                  </w:txbxContent>
-                </v:textbox>
-                <w10:wrap type="square"/>
-              </v:shape>
-            </w:pict>
-          </mc:Fallback>
-        </mc:AlternateContent>
-      </w:r>
-      <w:r>
-        <w:rPr>
-          <w:rFonts w:ascii="Times New Roman" w:hAnsi="Times New Roman" w:cs="Times New Roman"/>
-          <w:noProof/>
-          <w:szCs w:val="22"/>
-        </w:rPr>
-        <mc:AlternateContent>
-          <mc:Choice Requires="wps">
-            <w:drawing>
-              <wp:anchor distT="45720" distB="45720" distL="114300" distR="114300" simplePos="0" relativeHeight="251668480" behindDoc="0" locked="0" layoutInCell="1" allowOverlap="1" wp14:anchorId="32FCBB13" wp14:editId="610C5B88">
-                <wp:simplePos x="0" y="0"/>
-                <wp:positionH relativeFrom="margin">
-                  <wp:posOffset>4321175</wp:posOffset>
-                </wp:positionH>
-                <wp:positionV relativeFrom="paragraph">
-                  <wp:posOffset>170815</wp:posOffset>
-                </wp:positionV>
-                <wp:extent cx="1979295" cy="1293495"/>
-                <wp:effectExtent l="0" t="0" r="20955" b="20955"/>
-                <wp:wrapSquare wrapText="bothSides"/>
-                <wp:docPr id="5312809" name="Text Box 2"/>
-                <wp:cNvGraphicFramePr>
-                  <a:graphicFrameLocks xmlns:a="http://schemas.openxmlformats.org/drawingml/2006/main"/>
-                </wp:cNvGraphicFramePr>
-                <a:graphic xmlns:a="http://schemas.openxmlformats.org/drawingml/2006/main">
-                  <a:graphicData uri="http://schemas.microsoft.com/office/word/2010/wordprocessingShape">
-                    <wps:wsp>
-                      <wps:cNvSpPr txBox="1">
-                        <a:spLocks noChangeArrowheads="1"/>
-                      </wps:cNvSpPr>
-                      <wps:spPr bwMode="auto">
-                        <a:xfrm>
-                          <a:off x="0" y="0"/>
-                          <a:ext cx="1979295" cy="1293495"/>
-                        </a:xfrm>
-                        <a:prstGeom prst="rect">
-                          <a:avLst/>
-                        </a:prstGeom>
-                        <a:solidFill>
-                          <a:srgbClr val="FFFFFF"/>
-                        </a:solidFill>
-                        <a:ln w="9525">
-                          <a:solidFill>
-                            <a:srgbClr val="000000"/>
-                          </a:solidFill>
-                          <a:miter lim="800000"/>
-                          <a:headEnd/>
-                          <a:tailEnd/>
-                        </a:ln>
-                      </wps:spPr>
-                      <wps:txbx>
-                        <w:txbxContent>
-                          <w:p>
-                            <w:r>
-                              <w:t>c</w:t>
-                            </w:r>
-                            <w:r>
-                              <w:t>)</w:t>
-                            </w:r>
-                          </w:p>
-                          <w:p>
-                            <w:r>
-                              <w:rPr>
-                                <w:noProof/>
-                              </w:rPr>
-                              <w:drawing>
-                                <wp:inline distT="0" distB="0" distL="0" distR="0" wp14:anchorId="43CEE414" wp14:editId="106774E7">
-                                  <wp:extent cx="1824824" cy="845820"/>
-                                  <wp:effectExtent l="0" t="0" r="4445" b="0"/>
-                                  <wp:docPr id="1579284904" name="Picture 1"/>
-                                  <wp:cNvGraphicFramePr>
-                                    <a:graphicFrameLocks xmlns:a="http://schemas.openxmlformats.org/drawingml/2006/main" noChangeAspect="1"/>
-                                  </wp:cNvGraphicFramePr>
-                                  <a:graphic xmlns:a="http://schemas.openxmlformats.org/drawingml/2006/main">
-                                    <a:graphicData uri="http://schemas.openxmlformats.org/drawingml/2006/picture">
-                                      <pic:pic xmlns:pic="http://schemas.openxmlformats.org/drawingml/2006/picture">
-                                        <pic:nvPicPr>
-                                          <pic:cNvPr id="1591414204" name=""/>
-                                          <pic:cNvPicPr/>
-                                        </pic:nvPicPr>
-                                        <pic:blipFill>
-                                          <a:blip r:embed="rId11"/>
-                                          <a:stretch>
-                                            <a:fillRect/>
-                                          </a:stretch>
-                                        </pic:blipFill>
-                                        <pic:spPr>
-                                          <a:xfrm>
-                                            <a:off x="0" y="0"/>
-                                            <a:ext cx="1844626" cy="854998"/>
-                                          </a:xfrm>
-                                          <a:prstGeom prst="rect">
-                                            <a:avLst/>
-                                          </a:prstGeom>
-                                        </pic:spPr>
-                                      </pic:pic>
-                                    </a:graphicData>
-                                  </a:graphic>
-                                </wp:inline>
-                              </w:drawing>
-                            </w:r>
-                          </w:p>
-                        </w:txbxContent>
-                      </wps:txbx>
-                      <wps:bodyPr rot="0" vert="horz" wrap="square" lIns="91440" tIns="45720" rIns="91440" bIns="45720" anchor="t" anchorCtr="0">
-                        <a:noAutofit/>
-                      </wps:bodyPr>
-                    </wps:wsp>
-                  </a:graphicData>
-                </a:graphic>
-                <wp14:sizeRelH relativeFrom="margin">
-                  <wp14:pctWidth>0</wp14:pctWidth>
-                </wp14:sizeRelH>
-                <wp14:sizeRelV relativeFrom="margin">
-                  <wp14:pctHeight>0</wp14:pctHeight>
-                </wp14:sizeRelV>
-              </wp:anchor>
-            </w:drawing>
-          </mc:Choice>
-          <mc:Fallback>
-            <w:pict>
-              <v:shape w14:anchorId="32FCBB13" id="_x0000_s1027" type="#_x0000_t202" style="position:absolute;margin-left:340.25pt;margin-top:13.45pt;width:155.85pt;height:101.85pt;z-index:251668480;visibility:visible;mso-wrap-style:square;mso-width-percent:0;mso-height-percent:0;mso-wrap-distance-left:9pt;mso-wrap-distance-top:3.6pt;mso-wrap-distance-right:9pt;mso-wrap-distance-bottom:3.6pt;mso-position-horizontal:absolute;mso-position-horizontal-relative:margin;mso-position-vertical:absolute;mso-position-vertical-relative:text;mso-width-percent:0;mso-height-percent:0;mso-width-relative:margin;mso-height-relative:margin;v-text-anchor:top" o:gfxdata="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">
-                <v:textbox>
-                  <w:txbxContent>
-                    <w:p>
-                      <w:r>
-                        <w:t>c</w:t>
-                      </w:r>
-                      <w:r>
-                        <w:t>)</w:t>
-                      </w:r>
-                    </w:p>
-                    <w:p>
-                      <w:r>
-                        <w:rPr>
-                          <w:noProof/>
-                        </w:rPr>
-                        <w:drawing>
-                          <wp:inline distT="0" distB="0" distL="0" distR="0" wp14:anchorId="43CEE414" wp14:editId="106774E7">
-                            <wp:extent cx="1824824" cy="845820"/>
-                            <wp:effectExtent l="0" t="0" r="4445" b="0"/>
-                            <wp:docPr id="1579284904" name="Picture 1"/>
-                            <wp:cNvGraphicFramePr>
-                              <a:graphicFrameLocks xmlns:a="http://schemas.openxmlformats.org/drawingml/2006/main" noChangeAspect="1"/>
-                            </wp:cNvGraphicFramePr>
-                            <a:graphic xmlns:a="http://schemas.openxmlformats.org/drawingml/2006/main">
-                              <a:graphicData uri="http://schemas.openxmlformats.org/drawingml/2006/picture">
-                                <pic:pic xmlns:pic="http://schemas.openxmlformats.org/drawingml/2006/picture">
-                                  <pic:nvPicPr>
-                                    <pic:cNvPr id="1591414204" name=""/>
-                                    <pic:cNvPicPr/>
-                                  </pic:nvPicPr>
-                                  <pic:blipFill>
-                                    <a:blip r:embed="rId12"/>
-                                    <a:stretch>
-                                      <a:fillRect/>
-                                    </a:stretch>
-                                  </pic:blipFill>
-                                  <pic:spPr>
-                                    <a:xfrm>
-                                      <a:off x="0" y="0"/>
-                                      <a:ext cx="1844626" cy="854998"/>
-                                    </a:xfrm>
-                                    <a:prstGeom prst="rect">
-                                      <a:avLst/>
-                                    </a:prstGeom>
-                                  </pic:spPr>
-                                </pic:pic>
-                              </a:graphicData>
-                            </a:graphic>
-                          </wp:inline>
-                        </w:drawing>
-                      </w:r>
-                    </w:p>
-                  </w:txbxContent>
-                </v:textbox>
-                <w10:wrap type="square" anchorx="margin"/>
-              </v:shape>
-            </w:pict>
-          </mc:Fallback>
-        </mc:AlternateContent>
-      </w:r>
-      <w:r>
-        <w:rPr>
-          <w:rFonts w:ascii="Times New Roman" w:hAnsi="Times New Roman" w:cs="Times New Roman"/>
-          <w:noProof/>
-          <w:szCs w:val="22"/>
-        </w:rPr>
-        <mc:AlternateContent>
-          <mc:Choice Requires="wps">
-            <w:drawing>
-              <wp:anchor distT="45720" distB="45720" distL="114300" distR="114300" simplePos="0" relativeHeight="251664384" behindDoc="0" locked="0" layoutInCell="1" allowOverlap="1" wp14:anchorId="335DB4A9" wp14:editId="168F9256">
-                <wp:simplePos x="0" y="0"/>
-                <wp:positionH relativeFrom="margin">
-                  <wp:posOffset>-215265</wp:posOffset>
-                </wp:positionH>
-                <wp:positionV relativeFrom="paragraph">
-                  <wp:posOffset>259715</wp:posOffset>
-                </wp:positionV>
-                <wp:extent cx="2360930" cy="1187450"/>
-                <wp:effectExtent l="0" t="0" r="22860" b="12700"/>
-                <wp:wrapSquare wrapText="bothSides"/>
-                <wp:docPr id="2038476349" name="Text Box 2"/>
-                <wp:cNvGraphicFramePr>
-                  <a:graphicFrameLocks xmlns:a="http://schemas.openxmlformats.org/drawingml/2006/main"/>
-                </wp:cNvGraphicFramePr>
-                <a:graphic xmlns:a="http://schemas.openxmlformats.org/drawingml/2006/main">
-                  <a:graphicData uri="http://schemas.microsoft.com/office/word/2010/wordprocessingShape">
-                    <wps:wsp>
-                      <wps:cNvSpPr txBox="1">
-                        <a:spLocks noChangeArrowheads="1"/>
-                      </wps:cNvSpPr>
-                      <wps:spPr bwMode="auto">
-                        <a:xfrm>
-                          <a:off x="0" y="0"/>
-                          <a:ext cx="2360930" cy="1187450"/>
-                        </a:xfrm>
-                        <a:prstGeom prst="rect">
-                          <a:avLst/>
-                        </a:prstGeom>
-                        <a:solidFill>
-                          <a:srgbClr val="FFFFFF"/>
-                        </a:solidFill>
-                        <a:ln w="9525">
-                          <a:solidFill>
-                            <a:srgbClr val="000000"/>
-                          </a:solidFill>
-                          <a:miter lim="800000"/>
-                          <a:headEnd/>
-                          <a:tailEnd/>
-                        </a:ln>
-                      </wps:spPr>
-                      <wps:txbx>
-                        <w:txbxContent>
-                          <w:p>
-                            <w:r>
-                              <w:t>a)</w:t>
-                            </w:r>
-                          </w:p>
-                          <w:p>
-                            <w:r>
-                              <w:rPr>
-                                <w:noProof/>
-                              </w:rPr>
-                              <w:drawing>
-                                <wp:inline distT="0" distB="0" distL="0" distR="0" wp14:anchorId="45DB6824" wp14:editId="68850C67">
-                                  <wp:extent cx="2074436" cy="889166"/>
-                                  <wp:effectExtent l="0" t="0" r="2540" b="6350"/>
-                                  <wp:docPr id="1428851040" name="Picture 1"/>
-                                  <wp:cNvGraphicFramePr>
-                                    <a:graphicFrameLocks xmlns:a="http://schemas.openxmlformats.org/drawingml/2006/main" noChangeAspect="1"/>
-                                  </wp:cNvGraphicFramePr>
-                                  <a:graphic xmlns:a="http://schemas.openxmlformats.org/drawingml/2006/main">
-                                    <a:graphicData uri="http://schemas.openxmlformats.org/drawingml/2006/picture">
-                                      <pic:pic xmlns:pic="http://schemas.openxmlformats.org/drawingml/2006/picture">
-                                        <pic:nvPicPr>
-                                          <pic:cNvPr id="734067636" name=""/>
-                                          <pic:cNvPicPr/>
-                                        </pic:nvPicPr>
-                                        <pic:blipFill>
-                                          <a:blip r:embed="rId13"/>
-                                          <a:stretch>
-                                            <a:fillRect/>
-                                          </a:stretch>
-                                        </pic:blipFill>
-                                        <pic:spPr>
-                                          <a:xfrm>
-                                            <a:off x="0" y="0"/>
-                                            <a:ext cx="2193193" cy="940069"/>
-                                          </a:xfrm>
-                                          <a:prstGeom prst="rect">
-                                            <a:avLst/>
-                                          </a:prstGeom>
-                                        </pic:spPr>
-                                      </pic:pic>
-                                    </a:graphicData>
-                                  </a:graphic>
-                                </wp:inline>
-                              </w:drawing>
-                            </w:r>
-                          </w:p>
-                        </w:txbxContent>
-                      </wps:txbx>
-                      <wps:bodyPr rot="0" vert="horz" wrap="square" lIns="91440" tIns="45720" rIns="91440" bIns="45720" anchor="t" anchorCtr="0">
-                        <a:noAutofit/>
-                      </wps:bodyPr>
-                    </wps:wsp>
-                  </a:graphicData>
-                </a:graphic>
-                <wp14:sizeRelH relativeFrom="margin">
-                  <wp14:pctWidth>40000</wp14:pctWidth>
-                </wp14:sizeRelH>
-                <wp14:sizeRelV relativeFrom="margin">
-                  <wp14:pctHeight>0</wp14:pctHeight>
-                </wp14:sizeRelV>
-              </wp:anchor>
-            </w:drawing>
-          </mc:Choice>
-          <mc:Fallback>
-            <w:pict>
-              <v:shape w14:anchorId="335DB4A9" id="_x0000_s1028" type="#_x0000_t202" style="position:absolute;margin-left:-16.95pt;margin-top:20.45pt;width:185.9pt;height:93.5pt;z-index:251664384;visibility:visible;mso-wrap-style:square;mso-width-percent:400;mso-height-percent:0;mso-wrap-distance-left:9pt;mso-wrap-distance-top:3.6pt;mso-wrap-distance-right:9pt;mso-wrap-distance-bottom:3.6pt;mso-position-horizontal:absolute;mso-position-horizontal-relative:margin;mso-position-vertical:absolute;mso-position-vertical-relative:text;mso-width-percent:400;mso-height-percent:0;mso-width-relative:margin;mso-height-relative:margin;v-text-anchor:top" o:gfxdata="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">
-                <v:textbox>
-                  <w:txbxContent>
-                    <w:p>
-                      <w:r>
-                        <w:t>a)</w:t>
-                      </w:r>
-                    </w:p>
-                    <w:p>
-                      <w:r>
-                        <w:rPr>
-                          <w:noProof/>
-                        </w:rPr>
-                        <w:drawing>
-                          <wp:inline distT="0" distB="0" distL="0" distR="0" wp14:anchorId="45DB6824" wp14:editId="68850C67">
-                            <wp:extent cx="2074436" cy="889166"/>
-                            <wp:effectExtent l="0" t="0" r="2540" b="6350"/>
-                            <wp:docPr id="1428851040" name="Picture 1"/>
-                            <wp:cNvGraphicFramePr>
-                              <a:graphicFrameLocks xmlns:a="http://schemas.openxmlformats.org/drawingml/2006/main" noChangeAspect="1"/>
-                            </wp:cNvGraphicFramePr>
-                            <a:graphic xmlns:a="http://schemas.openxmlformats.org/drawingml/2006/main">
-                              <a:graphicData uri="http://schemas.openxmlformats.org/drawingml/2006/picture">
-                                <pic:pic xmlns:pic="http://schemas.openxmlformats.org/drawingml/2006/picture">
-                                  <pic:nvPicPr>
-                                    <pic:cNvPr id="734067636" name=""/>
-                                    <pic:cNvPicPr/>
-                                  </pic:nvPicPr>
-                                  <pic:blipFill>
-                                    <a:blip r:embed="rId14"/>
-                                    <a:stretch>
-                                      <a:fillRect/>
-                                    </a:stretch>
-                                  </pic:blipFill>
-                                  <pic:spPr>
-                                    <a:xfrm>
-                                      <a:off x="0" y="0"/>
-                                      <a:ext cx="2193193" cy="940069"/>
-                                    </a:xfrm>
-                                    <a:prstGeom prst="rect">
-                                      <a:avLst/>
-                                    </a:prstGeom>
-                                  </pic:spPr>
-                                </pic:pic>
-                              </a:graphicData>
-                            </a:graphic>
-                          </wp:inline>
-                        </w:drawing>
-                      </w:r>
-                    </w:p>
-                  </w:txbxContent>
-                </v:textbox>
-                <w10:wrap type="square" anchorx="margin"/>
-              </v:shape>
-            </w:pict>
-          </mc:Fallback>
-        </mc:AlternateContent>
-      </w:r>
-      <w:r>
-        <w:rPr>
-          <w:rFonts w:ascii="Times New Roman" w:hAnsi="Times New Roman" w:cs="Times New Roman"/>
-          <w:b/>
-          <w:bCs/>
-          <w:szCs w:val="22"/>
-        </w:rPr>
-        <w:t xml:space="preserve">4. Identify the pictures. [ 5x1=5 ] </w:t>
-      </w:r>
-    </w:p>
-    <w:p>
-      <w:pPr>
-        <w:ind w:left="360"/>
-        <w:rPr>
-          <w:rFonts w:ascii="Times New Roman" w:hAnsi="Times New Roman" w:cs="Times New Roman"/>
-          <w:szCs w:val="22"/>
-        </w:rPr>
-      </w:pPr>
-      <w:r>
-        <w:rPr>
-          <w:rFonts w:ascii="Times New Roman" w:hAnsi="Times New Roman" w:cs="Times New Roman"/>
-          <w:noProof/>
-          <w:szCs w:val="22"/>
-        </w:rPr>
-        <mc:AlternateContent>
-          <mc:Choice Requires="wps">
-            <w:drawing>
-              <wp:anchor distT="45720" distB="45720" distL="114300" distR="114300" simplePos="0" relativeHeight="251670528" behindDoc="0" locked="0" layoutInCell="1" allowOverlap="1" wp14:anchorId="0DEB2DFF" wp14:editId="1D99DB7F">
+              <wp:anchor distT="45720" distB="45720" distL="114300" distR="114300" simplePos="0" relativeHeight="251670528" behindDoc="0" locked="0" layoutInCell="1" allowOverlap="1" wp14:anchorId="0DEB2DFF" wp14:editId="1532BDCA">
                 <wp:simplePos x="0" y="0"/>
                 <wp:positionH relativeFrom="column">
                   <wp:posOffset>2233930</wp:posOffset>
@@ -2031,9 +3120,7 @@
                         <a:prstGeom prst="rect">
                           <a:avLst/>
                         </a:prstGeom>
-                        <a:solidFill>
-                          <a:srgbClr val="FFFFFF"/>
-                        </a:solidFill>
+                        <a:noFill/>
                         <a:ln w="9525">
                           <a:solidFill>
                             <a:srgbClr val="000000"/>
@@ -2071,7 +3158,7 @@
                                           <pic:cNvPicPr/>
                                         </pic:nvPicPr>
                                         <pic:blipFill>
-                                          <a:blip r:embed="rId15"/>
+                                          <a:blip r:embed="rId12"/>
                                           <a:stretch>
                                             <a:fillRect/>
                                           </a:stretch>
@@ -2111,7 +3198,7 @@
           </mc:Choice>
           <mc:Fallback>
             <w:pict>
-              <v:shape w14:anchorId="0DEB2DFF" id="_x0000_s1029" type="#_x0000_t202" style="position:absolute;left:0;text-align:left;margin-left:175.9pt;margin-top:0;width:147.1pt;height:154.6pt;z-index:251670528;visibility:visible;mso-wrap-style:square;mso-width-percent:0;mso-height-percent:0;mso-wrap-distance-left:9pt;mso-wrap-distance-top:3.6pt;mso-wrap-distance-right:9pt;mso-wrap-distance-bottom:3.6pt;mso-position-horizontal:absolute;mso-position-horizontal-relative:text;mso-position-vertical:absolute;mso-position-vertical-relative:text;mso-width-percent:0;mso-height-percent:0;mso-width-relative:margin;mso-height-relative:margin;v-text-anchor:top" o:gfxdata="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">
+              <v:shape w14:anchorId="0DEB2DFF" id="_x0000_s1030" type="#_x0000_t202" style="position:absolute;left:0;text-align:left;margin-left:175.9pt;margin-top:0;width:147.1pt;height:154.6pt;z-index:251670528;visibility:visible;mso-wrap-style:square;mso-width-percent:0;mso-height-percent:0;mso-wrap-distance-left:9pt;mso-wrap-distance-top:3.6pt;mso-wrap-distance-right:9pt;mso-wrap-distance-bottom:3.6pt;mso-position-horizontal:absolute;mso-position-horizontal-relative:text;mso-position-vertical:absolute;mso-position-vertical-relative:text;mso-width-percent:0;mso-height-percent:0;mso-width-relative:margin;mso-height-relative:margin;v-text-anchor:top" o:gfxdata="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" filled="f">
                 <v:textbox>
                   <w:txbxContent>
                     <w:p>
@@ -2140,7 +3227,7 @@
                                     <pic:cNvPicPr/>
                                   </pic:nvPicPr>
                                   <pic:blipFill>
-                                    <a:blip r:embed="rId16"/>
+                                    <a:blip r:embed="rId12"/>
                                     <a:stretch>
                                       <a:fillRect/>
                                     </a:stretch>
@@ -2173,12 +3260,13 @@
         <w:rPr>
           <w:rFonts w:ascii="Times New Roman" w:hAnsi="Times New Roman" w:cs="Times New Roman"/>
           <w:noProof/>
-          <w:szCs w:val="22"/>
+          <w:sz w:val="28"/>
+          <w:szCs w:val="28"/>
         </w:rPr>
         <mc:AlternateContent>
           <mc:Choice Requires="wps">
             <w:drawing>
-              <wp:anchor distT="45720" distB="45720" distL="114300" distR="114300" simplePos="0" relativeHeight="251666432" behindDoc="0" locked="0" layoutInCell="1" allowOverlap="1" wp14:anchorId="75B10A46" wp14:editId="3EDAF5E5">
+              <wp:anchor distT="45720" distB="45720" distL="114300" distR="114300" simplePos="0" relativeHeight="251666432" behindDoc="0" locked="0" layoutInCell="1" allowOverlap="1" wp14:anchorId="75B10A46" wp14:editId="1C66E82B">
                 <wp:simplePos x="0" y="0"/>
                 <wp:positionH relativeFrom="margin">
                   <wp:align>left</wp:align>
@@ -2207,9 +3295,7 @@
                         <a:prstGeom prst="rect">
                           <a:avLst/>
                         </a:prstGeom>
-                        <a:solidFill>
-                          <a:srgbClr val="FFFFFF"/>
-                        </a:solidFill>
+                        <a:noFill/>
                         <a:ln w="9525">
                           <a:solidFill>
                             <a:srgbClr val="000000"/>
@@ -2250,7 +3336,7 @@
                                           <pic:cNvPicPr/>
                                         </pic:nvPicPr>
                                         <pic:blipFill>
-                                          <a:blip r:embed="rId17"/>
+                                          <a:blip r:embed="rId13"/>
                                           <a:stretch>
                                             <a:fillRect/>
                                           </a:stretch>
@@ -2290,7 +3376,7 @@
           </mc:Choice>
           <mc:Fallback>
             <w:pict>
-              <v:shape w14:anchorId="75B10A46" id="_x0000_s1030" type="#_x0000_t202" style="position:absolute;left:0;text-align:left;margin-left:0;margin-top:0;width:134.25pt;height:158.7pt;z-index:251666432;visibility:visible;mso-wrap-style:square;mso-width-percent:0;mso-height-percent:0;mso-wrap-distance-left:9pt;mso-wrap-distance-top:3.6pt;mso-wrap-distance-right:9pt;mso-wrap-distance-bottom:3.6pt;mso-position-horizontal:left;mso-position-horizontal-relative:margin;mso-position-vertical:absolute;mso-position-vertical-relative:text;mso-width-percent:0;mso-height-percent:0;mso-width-relative:margin;mso-height-relative:margin;v-text-anchor:top" o:gfxdata="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">
+              <v:shape w14:anchorId="75B10A46" id="_x0000_s1031" type="#_x0000_t202" style="position:absolute;left:0;text-align:left;margin-left:0;margin-top:0;width:134.25pt;height:158.7pt;z-index:251666432;visibility:visible;mso-wrap-style:square;mso-width-percent:0;mso-height-percent:0;mso-wrap-distance-left:9pt;mso-wrap-distance-top:3.6pt;mso-wrap-distance-right:9pt;mso-wrap-distance-bottom:3.6pt;mso-position-horizontal:left;mso-position-horizontal-relative:margin;mso-position-vertical:absolute;mso-position-vertical-relative:text;mso-width-percent:0;mso-height-percent:0;mso-width-relative:margin;mso-height-relative:margin;v-text-anchor:top" o:gfxdata="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" filled="f">
                 <v:textbox>
                   <w:txbxContent>
                     <w:p>
@@ -2322,7 +3408,7 @@
                                     <pic:cNvPicPr/>
                                   </pic:nvPicPr>
                                   <pic:blipFill>
-                                    <a:blip r:embed="rId18"/>
+                                    <a:blip r:embed="rId13"/>
                                     <a:stretch>
                                       <a:fillRect/>
                                     </a:stretch>
@@ -2356,7 +3442,8 @@
       <w:pPr>
         <w:rPr>
           <w:rFonts w:ascii="Times New Roman" w:hAnsi="Times New Roman" w:cs="Times New Roman"/>
-          <w:szCs w:val="22"/>
+          <w:sz w:val="28"/>
+          <w:szCs w:val="28"/>
         </w:rPr>
       </w:pPr>
     </w:p>
@@ -2364,7 +3451,8 @@
       <w:pPr>
         <w:rPr>
           <w:rFonts w:ascii="Times New Roman" w:hAnsi="Times New Roman" w:cs="Times New Roman"/>
-          <w:szCs w:val="22"/>
+          <w:sz w:val="28"/>
+          <w:szCs w:val="28"/>
         </w:rPr>
       </w:pPr>
     </w:p>
@@ -2372,7 +3460,8 @@
       <w:pPr>
         <w:rPr>
           <w:rFonts w:ascii="Times New Roman" w:hAnsi="Times New Roman" w:cs="Times New Roman"/>
-          <w:szCs w:val="22"/>
+          <w:sz w:val="28"/>
+          <w:szCs w:val="28"/>
         </w:rPr>
       </w:pPr>
     </w:p>
@@ -2380,7 +3469,8 @@
       <w:pPr>
         <w:rPr>
           <w:rFonts w:ascii="Times New Roman" w:hAnsi="Times New Roman" w:cs="Times New Roman"/>
-          <w:szCs w:val="22"/>
+          <w:sz w:val="28"/>
+          <w:szCs w:val="28"/>
         </w:rPr>
       </w:pPr>
     </w:p>
@@ -2388,7 +3478,8 @@
       <w:pPr>
         <w:rPr>
           <w:rFonts w:ascii="Times New Roman" w:hAnsi="Times New Roman" w:cs="Times New Roman"/>
-          <w:szCs w:val="22"/>
+          <w:sz w:val="28"/>
+          <w:szCs w:val="28"/>
         </w:rPr>
       </w:pPr>
     </w:p>
@@ -2396,7 +3487,8 @@
       <w:pPr>
         <w:rPr>
           <w:rFonts w:ascii="Times New Roman" w:hAnsi="Times New Roman" w:cs="Times New Roman"/>
-          <w:szCs w:val="22"/>
+          <w:sz w:val="28"/>
+          <w:szCs w:val="28"/>
         </w:rPr>
       </w:pPr>
     </w:p>
@@ -2406,14 +3498,16 @@
           <w:rFonts w:ascii="Times New Roman" w:hAnsi="Times New Roman" w:cs="Times New Roman"/>
           <w:b/>
           <w:bCs/>
-          <w:szCs w:val="22"/>
+          <w:sz w:val="28"/>
+          <w:szCs w:val="28"/>
         </w:rPr>
       </w:pPr>
       <w:r>
         <w:rPr>
           <w:rFonts w:ascii="Times New Roman" w:hAnsi="Times New Roman" w:cs="Times New Roman"/>
           <w:noProof/>
-          <w:szCs w:val="22"/>
+          <w:sz w:val="28"/>
+          <w:szCs w:val="28"/>
           <w14:ligatures w14:val="standardContextual"/>
         </w:rPr>
         <mc:AlternateContent>
@@ -2485,7 +3579,8 @@
         <w:rPr>
           <w:rFonts w:ascii="Times New Roman" w:hAnsi="Times New Roman" w:cs="Times New Roman"/>
           <w:noProof/>
-          <w:szCs w:val="22"/>
+          <w:sz w:val="28"/>
+          <w:szCs w:val="28"/>
           <w14:ligatures w14:val="standardContextual"/>
         </w:rPr>
         <mc:AlternateContent>
@@ -2560,27 +3655,141 @@
           <w:rFonts w:ascii="Times New Roman" w:hAnsi="Times New Roman" w:cs="Times New Roman"/>
           <w:b/>
           <w:bCs/>
-          <w:szCs w:val="22"/>
+          <w:sz w:val="28"/>
+          <w:szCs w:val="28"/>
         </w:rPr>
       </w:pPr>
     </w:p>
     <w:p>
       <w:pPr>
-        <w:rPr>
-          <w:rFonts w:ascii="Times New Roman" w:hAnsi="Times New Roman" w:cs="Times New Roman"/>
-          <w:b/>
-          <w:bCs/>
-          <w:szCs w:val="22"/>
-        </w:rPr>
-      </w:pPr>
-      <w:r>
-        <w:rPr>
-          <w:rFonts w:ascii="Times New Roman" w:hAnsi="Times New Roman" w:cs="Times New Roman"/>
-          <w:b/>
-          <w:bCs/>
-          <w:szCs w:val="22"/>
-        </w:rPr>
-        <w:t xml:space="preserve">5. Answer the following questions. [ 4x2=8 ] </w:t>
+        <w:spacing w:after="0" w:line="240" w:lineRule="auto"/>
+        <w:rPr>
+          <w:rFonts w:ascii="Times New Roman" w:hAnsi="Times New Roman" w:cs="Times New Roman"/>
+          <w:b/>
+          <w:bCs/>
+          <w:sz w:val="28"/>
+          <w:szCs w:val="28"/>
+        </w:rPr>
+      </w:pPr>
+      <w:r>
+        <w:rPr>
+          <w:rFonts w:ascii="Times New Roman" w:hAnsi="Times New Roman" w:cs="Times New Roman"/>
+          <w:b/>
+          <w:bCs/>
+          <w:sz w:val="28"/>
+          <w:szCs w:val="28"/>
+        </w:rPr>
+        <w:t>5. Answer the following questions.</w:t>
+      </w:r>
+      <w:r>
+        <w:rPr>
+          <w:rFonts w:ascii="Times New Roman" w:hAnsi="Times New Roman" w:cs="Times New Roman"/>
+          <w:b/>
+          <w:bCs/>
+          <w:sz w:val="28"/>
+          <w:szCs w:val="28"/>
+        </w:rPr>
+        <w:tab/>
+      </w:r>
+      <w:r>
+        <w:rPr>
+          <w:rFonts w:ascii="Times New Roman" w:hAnsi="Times New Roman" w:cs="Times New Roman"/>
+          <w:b/>
+          <w:bCs/>
+          <w:sz w:val="28"/>
+          <w:szCs w:val="28"/>
+        </w:rPr>
+        <w:tab/>
+      </w:r>
+      <w:r>
+        <w:rPr>
+          <w:rFonts w:ascii="Times New Roman" w:hAnsi="Times New Roman" w:cs="Times New Roman"/>
+          <w:b/>
+          <w:bCs/>
+          <w:sz w:val="28"/>
+          <w:szCs w:val="28"/>
+        </w:rPr>
+        <w:tab/>
+      </w:r>
+      <w:r>
+        <w:rPr>
+          <w:rFonts w:ascii="Times New Roman" w:hAnsi="Times New Roman" w:cs="Times New Roman"/>
+          <w:b/>
+          <w:bCs/>
+          <w:sz w:val="28"/>
+          <w:szCs w:val="28"/>
+        </w:rPr>
+        <w:tab/>
+      </w:r>
+      <w:r>
+        <w:rPr>
+          <w:rFonts w:ascii="Times New Roman" w:hAnsi="Times New Roman" w:cs="Times New Roman"/>
+          <w:b/>
+          <w:bCs/>
+          <w:sz w:val="28"/>
+          <w:szCs w:val="28"/>
+        </w:rPr>
+        <w:tab/>
+      </w:r>
+      <w:r>
+        <w:rPr>
+          <w:rFonts w:ascii="Times New Roman" w:hAnsi="Times New Roman" w:cs="Times New Roman"/>
+          <w:b/>
+          <w:bCs/>
+          <w:sz w:val="28"/>
+          <w:szCs w:val="28"/>
+        </w:rPr>
+        <w:tab/>
+      </w:r>
+      <w:r>
+        <w:rPr>
+          <w:rFonts w:ascii="Times New Roman" w:hAnsi="Times New Roman" w:cs="Times New Roman"/>
+          <w:b/>
+          <w:bCs/>
+          <w:sz w:val="28"/>
+          <w:szCs w:val="28"/>
+        </w:rPr>
+        <w:tab/>
+      </w:r>
+      <w:r>
+        <w:rPr>
+          <w:rFonts w:ascii="Times New Roman" w:hAnsi="Times New Roman" w:cs="Times New Roman"/>
+          <w:b/>
+          <w:bCs/>
+          <w:sz w:val="28"/>
+          <w:szCs w:val="28"/>
+        </w:rPr>
+        <w:tab/>
+      </w:r>
+      <w:r>
+        <w:rPr>
+          <w:rFonts w:ascii="Times New Roman" w:hAnsi="Times New Roman" w:cs="Times New Roman"/>
+          <w:b/>
+          <w:bCs/>
+          <w:sz w:val="28"/>
+          <w:szCs w:val="28"/>
+        </w:rPr>
+        <w:t>[4</w:t>
+      </w:r>
+      <w:r>
+        <w:rPr>
+          <w:rFonts w:ascii="Times New Roman" w:hAnsi="Times New Roman" w:cs="Times New Roman"/>
+          <w:b/>
+          <w:bCs/>
+          <w:sz w:val="28"/>
+          <w:szCs w:val="28"/>
+        </w:rPr>
+        <w:t>×</w:t>
+      </w:r>
+      <w:r>
+        <w:rPr>
+          <w:rFonts w:ascii="Times New Roman" w:hAnsi="Times New Roman" w:cs="Times New Roman"/>
+          <w:b/>
+          <w:bCs/>
+          <w:sz w:val="28"/>
+          <w:szCs w:val="28"/>
+        </w:rPr>
+        <w:t>2=8]</w:t>
       </w:r>
     </w:p>
     <w:p>
@@ -2593,13 +3802,15 @@
         <w:spacing w:line="360" w:lineRule="auto"/>
         <w:rPr>
           <w:rFonts w:ascii="Times New Roman" w:hAnsi="Times New Roman" w:cs="Times New Roman"/>
-          <w:szCs w:val="22"/>
-        </w:rPr>
-      </w:pPr>
-      <w:r>
-        <w:rPr>
-          <w:rFonts w:ascii="Times New Roman" w:hAnsi="Times New Roman" w:cs="Times New Roman"/>
-          <w:szCs w:val="22"/>
+          <w:sz w:val="28"/>
+          <w:szCs w:val="28"/>
+        </w:rPr>
+      </w:pPr>
+      <w:r>
+        <w:rPr>
+          <w:rFonts w:ascii="Times New Roman" w:hAnsi="Times New Roman" w:cs="Times New Roman"/>
+          <w:sz w:val="28"/>
+          <w:szCs w:val="28"/>
         </w:rPr>
         <w:t>Write any two features of computer.</w:t>
       </w:r>
@@ -2607,7 +3818,8 @@
         <w:rPr>
           <w:rFonts w:ascii="Times New Roman" w:hAnsi="Times New Roman" w:cs="Times New Roman"/>
           <w:noProof/>
-          <w:szCs w:val="22"/>
+          <w:sz w:val="28"/>
+          <w:szCs w:val="28"/>
           <w14:ligatures w14:val="standardContextual"/>
         </w:rPr>
         <w:t xml:space="preserve"> </w:t>
@@ -2617,45 +3829,51 @@
       <w:pPr>
         <w:rPr>
           <w:rFonts w:ascii="Times New Roman" w:hAnsi="Times New Roman" w:cs="Times New Roman"/>
-          <w:szCs w:val="22"/>
-        </w:rPr>
-      </w:pPr>
-      <w:r>
-        <w:rPr>
-          <w:rFonts w:ascii="Times New Roman" w:hAnsi="Times New Roman" w:cs="Times New Roman"/>
-          <w:szCs w:val="22"/>
-        </w:rPr>
-        <w:t>:……………………………………………………………………………………………………………….</w:t>
+          <w:sz w:val="28"/>
+          <w:szCs w:val="28"/>
+        </w:rPr>
+      </w:pPr>
+      <w:r>
+        <w:rPr>
+          <w:rFonts w:ascii="Times New Roman" w:hAnsi="Times New Roman" w:cs="Times New Roman"/>
+          <w:sz w:val="28"/>
+          <w:szCs w:val="28"/>
+        </w:rPr>
+        <w:t>…………………………………………………………………………………………………</w:t>
       </w:r>
     </w:p>
     <w:p>
       <w:pPr>
         <w:rPr>
           <w:rFonts w:ascii="Times New Roman" w:hAnsi="Times New Roman" w:cs="Times New Roman"/>
-          <w:szCs w:val="22"/>
-        </w:rPr>
-      </w:pPr>
-      <w:r>
-        <w:rPr>
-          <w:rFonts w:ascii="Times New Roman" w:hAnsi="Times New Roman" w:cs="Times New Roman"/>
-          <w:szCs w:val="22"/>
-        </w:rPr>
-        <w:t>………………………………………………………………………………………………………………..</w:t>
+          <w:sz w:val="28"/>
+          <w:szCs w:val="28"/>
+        </w:rPr>
+      </w:pPr>
+      <w:r>
+        <w:rPr>
+          <w:rFonts w:ascii="Times New Roman" w:hAnsi="Times New Roman" w:cs="Times New Roman"/>
+          <w:sz w:val="28"/>
+          <w:szCs w:val="28"/>
+        </w:rPr>
+        <w:t>…………………………………………………………………………………………………</w:t>
       </w:r>
     </w:p>
     <w:p>
       <w:pPr>
         <w:rPr>
           <w:rFonts w:ascii="Times New Roman" w:hAnsi="Times New Roman" w:cs="Times New Roman"/>
-          <w:szCs w:val="22"/>
-        </w:rPr>
-      </w:pPr>
-      <w:r>
-        <w:rPr>
-          <w:rFonts w:ascii="Times New Roman" w:hAnsi="Times New Roman" w:cs="Times New Roman"/>
-          <w:szCs w:val="22"/>
-        </w:rPr>
-        <w:t>………………………………………………………………………………………………………………..</w:t>
+          <w:sz w:val="28"/>
+          <w:szCs w:val="28"/>
+        </w:rPr>
+      </w:pPr>
+      <w:r>
+        <w:rPr>
+          <w:rFonts w:ascii="Times New Roman" w:hAnsi="Times New Roman" w:cs="Times New Roman"/>
+          <w:sz w:val="28"/>
+          <w:szCs w:val="28"/>
+        </w:rPr>
+        <w:t>…………………………………………………………………………………………………</w:t>
       </w:r>
     </w:p>
     <w:p>
@@ -2668,13 +3886,15 @@
         <w:spacing w:line="360" w:lineRule="auto"/>
         <w:rPr>
           <w:rFonts w:ascii="Times New Roman" w:hAnsi="Times New Roman" w:cs="Times New Roman"/>
-          <w:szCs w:val="22"/>
-        </w:rPr>
-      </w:pPr>
-      <w:r>
-        <w:rPr>
-          <w:rFonts w:ascii="Times New Roman" w:hAnsi="Times New Roman" w:cs="Times New Roman"/>
-          <w:szCs w:val="22"/>
+          <w:sz w:val="28"/>
+          <w:szCs w:val="28"/>
+        </w:rPr>
+      </w:pPr>
+      <w:r>
+        <w:rPr>
+          <w:rFonts w:ascii="Times New Roman" w:hAnsi="Times New Roman" w:cs="Times New Roman"/>
+          <w:sz w:val="28"/>
+          <w:szCs w:val="28"/>
         </w:rPr>
         <w:t xml:space="preserve">What is a Paint program? </w:t>
       </w:r>
@@ -2683,45 +3903,51 @@
       <w:pPr>
         <w:rPr>
           <w:rFonts w:ascii="Times New Roman" w:hAnsi="Times New Roman" w:cs="Times New Roman"/>
-          <w:szCs w:val="22"/>
-        </w:rPr>
-      </w:pPr>
-      <w:r>
-        <w:rPr>
-          <w:rFonts w:ascii="Times New Roman" w:hAnsi="Times New Roman" w:cs="Times New Roman"/>
-          <w:szCs w:val="22"/>
-        </w:rPr>
-        <w:t>:……………………………………………………………………………………………………………….</w:t>
+          <w:sz w:val="28"/>
+          <w:szCs w:val="28"/>
+        </w:rPr>
+      </w:pPr>
+      <w:r>
+        <w:rPr>
+          <w:rFonts w:ascii="Times New Roman" w:hAnsi="Times New Roman" w:cs="Times New Roman"/>
+          <w:sz w:val="28"/>
+          <w:szCs w:val="28"/>
+        </w:rPr>
+        <w:t>:…………………………………………………………………………………………………</w:t>
       </w:r>
     </w:p>
     <w:p>
       <w:pPr>
         <w:rPr>
           <w:rFonts w:ascii="Times New Roman" w:hAnsi="Times New Roman" w:cs="Times New Roman"/>
-          <w:szCs w:val="22"/>
-        </w:rPr>
-      </w:pPr>
-      <w:r>
-        <w:rPr>
-          <w:rFonts w:ascii="Times New Roman" w:hAnsi="Times New Roman" w:cs="Times New Roman"/>
-          <w:szCs w:val="22"/>
-        </w:rPr>
-        <w:t>……………………………………………………………………………………………………………….</w:t>
+          <w:sz w:val="28"/>
+          <w:szCs w:val="28"/>
+        </w:rPr>
+      </w:pPr>
+      <w:r>
+        <w:rPr>
+          <w:rFonts w:ascii="Times New Roman" w:hAnsi="Times New Roman" w:cs="Times New Roman"/>
+          <w:sz w:val="28"/>
+          <w:szCs w:val="28"/>
+        </w:rPr>
+        <w:t>…………………………………………………………………………………………………</w:t>
       </w:r>
     </w:p>
     <w:p>
       <w:pPr>
         <w:rPr>
           <w:rFonts w:ascii="Times New Roman" w:hAnsi="Times New Roman" w:cs="Times New Roman"/>
-          <w:szCs w:val="22"/>
-        </w:rPr>
-      </w:pPr>
-      <w:r>
-        <w:rPr>
-          <w:rFonts w:ascii="Times New Roman" w:hAnsi="Times New Roman" w:cs="Times New Roman"/>
-          <w:szCs w:val="22"/>
-        </w:rPr>
-        <w:t>………………………………………………………………………………………………………………..</w:t>
+          <w:sz w:val="28"/>
+          <w:szCs w:val="28"/>
+        </w:rPr>
+      </w:pPr>
+      <w:r>
+        <w:rPr>
+          <w:rFonts w:ascii="Times New Roman" w:hAnsi="Times New Roman" w:cs="Times New Roman"/>
+          <w:sz w:val="28"/>
+          <w:szCs w:val="28"/>
+        </w:rPr>
+        <w:t>…………………………………………………………………………………………………</w:t>
       </w:r>
     </w:p>
     <w:p>
@@ -2734,13 +3960,15 @@
         <w:spacing w:line="360" w:lineRule="auto"/>
         <w:rPr>
           <w:rFonts w:ascii="Times New Roman" w:hAnsi="Times New Roman" w:cs="Times New Roman"/>
-          <w:szCs w:val="22"/>
-        </w:rPr>
-      </w:pPr>
-      <w:r>
-        <w:rPr>
-          <w:rFonts w:ascii="Times New Roman" w:hAnsi="Times New Roman" w:cs="Times New Roman"/>
-          <w:szCs w:val="22"/>
+          <w:sz w:val="28"/>
+          <w:szCs w:val="28"/>
+        </w:rPr>
+      </w:pPr>
+      <w:r>
+        <w:rPr>
+          <w:rFonts w:ascii="Times New Roman" w:hAnsi="Times New Roman" w:cs="Times New Roman"/>
+          <w:sz w:val="28"/>
+          <w:szCs w:val="28"/>
         </w:rPr>
         <w:t>Why do we use Zoom tool?</w:t>
       </w:r>
@@ -2749,52 +3977,51 @@
       <w:pPr>
         <w:rPr>
           <w:rFonts w:ascii="Times New Roman" w:hAnsi="Times New Roman" w:cs="Times New Roman"/>
-          <w:szCs w:val="22"/>
-        </w:rPr>
-      </w:pPr>
-      <w:r>
-        <w:rPr>
-          <w:rFonts w:ascii="Times New Roman" w:hAnsi="Times New Roman" w:cs="Times New Roman"/>
-          <w:szCs w:val="22"/>
-        </w:rPr>
-        <w:t>:……………………………………………………………………………………………………………….</w:t>
+          <w:sz w:val="28"/>
+          <w:szCs w:val="28"/>
+        </w:rPr>
+      </w:pPr>
+      <w:r>
+        <w:rPr>
+          <w:rFonts w:ascii="Times New Roman" w:hAnsi="Times New Roman" w:cs="Times New Roman"/>
+          <w:sz w:val="28"/>
+          <w:szCs w:val="28"/>
+        </w:rPr>
+        <w:t>…………………………………………………………………………………………………</w:t>
       </w:r>
     </w:p>
     <w:p>
       <w:pPr>
         <w:rPr>
           <w:rFonts w:ascii="Times New Roman" w:hAnsi="Times New Roman" w:cs="Times New Roman"/>
-          <w:szCs w:val="22"/>
-        </w:rPr>
-      </w:pPr>
-      <w:r>
-        <w:rPr>
-          <w:rFonts w:ascii="Times New Roman" w:hAnsi="Times New Roman" w:cs="Times New Roman"/>
-          <w:szCs w:val="22"/>
-        </w:rPr>
-        <w:t>………………………………………………………………………………………………………………..</w:t>
-      </w:r>
-      <w:r>
-        <w:rPr>
-          <w:rFonts w:ascii="Times New Roman" w:hAnsi="Times New Roman" w:cs="Times New Roman"/>
-          <w:szCs w:val="22"/>
-        </w:rPr>
-        <w:t xml:space="preserve"> </w:t>
+          <w:sz w:val="28"/>
+          <w:szCs w:val="28"/>
+        </w:rPr>
+      </w:pPr>
+      <w:r>
+        <w:rPr>
+          <w:rFonts w:ascii="Times New Roman" w:hAnsi="Times New Roman" w:cs="Times New Roman"/>
+          <w:sz w:val="28"/>
+          <w:szCs w:val="28"/>
+        </w:rPr>
+        <w:t>…………………………………………………………………………………………………</w:t>
       </w:r>
     </w:p>
     <w:p>
       <w:pPr>
         <w:rPr>
           <w:rFonts w:ascii="Times New Roman" w:hAnsi="Times New Roman" w:cs="Times New Roman"/>
-          <w:szCs w:val="22"/>
-        </w:rPr>
-      </w:pPr>
-      <w:r>
-        <w:rPr>
-          <w:rFonts w:ascii="Times New Roman" w:hAnsi="Times New Roman" w:cs="Times New Roman"/>
-          <w:szCs w:val="22"/>
-        </w:rPr>
-        <w:t>………………………………………………………………………………………………………………..</w:t>
+          <w:sz w:val="28"/>
+          <w:szCs w:val="28"/>
+        </w:rPr>
+      </w:pPr>
+      <w:r>
+        <w:rPr>
+          <w:rFonts w:ascii="Times New Roman" w:hAnsi="Times New Roman" w:cs="Times New Roman"/>
+          <w:sz w:val="28"/>
+          <w:szCs w:val="28"/>
+        </w:rPr>
+        <w:t>…………………………………………………………………………………………………</w:t>
       </w:r>
     </w:p>
     <w:p>
@@ -2807,13 +4034,15 @@
         <w:spacing w:line="360" w:lineRule="auto"/>
         <w:rPr>
           <w:rFonts w:ascii="Times New Roman" w:hAnsi="Times New Roman" w:cs="Times New Roman"/>
-          <w:szCs w:val="22"/>
-        </w:rPr>
-      </w:pPr>
-      <w:r>
-        <w:rPr>
-          <w:rFonts w:ascii="Times New Roman" w:hAnsi="Times New Roman" w:cs="Times New Roman"/>
-          <w:szCs w:val="22"/>
+          <w:sz w:val="28"/>
+          <w:szCs w:val="28"/>
+        </w:rPr>
+      </w:pPr>
+      <w:r>
+        <w:rPr>
+          <w:rFonts w:ascii="Times New Roman" w:hAnsi="Times New Roman" w:cs="Times New Roman"/>
+          <w:sz w:val="28"/>
+          <w:szCs w:val="28"/>
         </w:rPr>
         <w:t>What is a word wrap?</w:t>
       </w:r>
@@ -2822,50 +4051,78 @@
       <w:pPr>
         <w:rPr>
           <w:rFonts w:ascii="Times New Roman" w:hAnsi="Times New Roman" w:cs="Times New Roman"/>
-          <w:szCs w:val="22"/>
-        </w:rPr>
-      </w:pPr>
-      <w:r>
-        <w:rPr>
-          <w:rFonts w:ascii="Times New Roman" w:hAnsi="Times New Roman" w:cs="Times New Roman"/>
-          <w:szCs w:val="22"/>
-        </w:rPr>
-        <w:t>:……………………………………………………………………………………………………………….</w:t>
+          <w:sz w:val="28"/>
+          <w:szCs w:val="28"/>
+        </w:rPr>
+      </w:pPr>
+      <w:r>
+        <w:rPr>
+          <w:rFonts w:ascii="Times New Roman" w:hAnsi="Times New Roman" w:cs="Times New Roman"/>
+          <w:sz w:val="28"/>
+          <w:szCs w:val="28"/>
+        </w:rPr>
+        <w:t>…………………………………………………………………………………………………</w:t>
       </w:r>
     </w:p>
     <w:p>
       <w:pPr>
         <w:rPr>
           <w:rFonts w:ascii="Times New Roman" w:hAnsi="Times New Roman" w:cs="Times New Roman"/>
-          <w:szCs w:val="22"/>
-        </w:rPr>
-      </w:pPr>
-      <w:r>
-        <w:rPr>
-          <w:rFonts w:ascii="Times New Roman" w:hAnsi="Times New Roman" w:cs="Times New Roman"/>
-          <w:szCs w:val="22"/>
-        </w:rPr>
-        <w:t>………………………………………………………………………………………………………………..</w:t>
+          <w:sz w:val="28"/>
+          <w:szCs w:val="28"/>
+        </w:rPr>
+      </w:pPr>
+      <w:r>
+        <w:rPr>
+          <w:rFonts w:ascii="Times New Roman" w:hAnsi="Times New Roman" w:cs="Times New Roman"/>
+          <w:sz w:val="28"/>
+          <w:szCs w:val="28"/>
+        </w:rPr>
+        <w:t>…………………………………………………………………………………………………</w:t>
       </w:r>
     </w:p>
     <w:p>
       <w:pPr>
         <w:rPr>
           <w:rFonts w:ascii="Times New Roman" w:hAnsi="Times New Roman" w:cs="Times New Roman"/>
-          <w:szCs w:val="22"/>
-        </w:rPr>
-      </w:pPr>
-      <w:r>
-        <w:rPr>
-          <w:rFonts w:ascii="Times New Roman" w:hAnsi="Times New Roman" w:cs="Times New Roman"/>
-          <w:szCs w:val="22"/>
-        </w:rPr>
-        <w:t>………………………………………………………………………………………………………………..</w:t>
+          <w:sz w:val="28"/>
+          <w:szCs w:val="28"/>
+        </w:rPr>
+      </w:pPr>
+      <w:r>
+        <w:rPr>
+          <w:rFonts w:ascii="Times New Roman" w:hAnsi="Times New Roman" w:cs="Times New Roman"/>
+          <w:sz w:val="28"/>
+          <w:szCs w:val="28"/>
+        </w:rPr>
+        <w:t>…………………………………………………………………………………………………</w:t>
+      </w:r>
+    </w:p>
+    <w:p>
+      <w:pPr>
+        <w:jc w:val="center"/>
+        <w:rPr>
+          <w:rFonts w:ascii="Times New Roman" w:hAnsi="Times New Roman" w:cs="Times New Roman"/>
+          <w:b/>
+          <w:bCs/>
+          <w:sz w:val="28"/>
+          <w:szCs w:val="28"/>
+        </w:rPr>
+      </w:pPr>
+      <w:r>
+        <w:rPr>
+          <w:rFonts w:ascii="Times New Roman" w:hAnsi="Times New Roman" w:cs="Times New Roman"/>
+          <w:b/>
+          <w:bCs/>
+          <w:sz w:val="28"/>
+          <w:szCs w:val="28"/>
+        </w:rPr>
+        <w:t>The End</w:t>
       </w:r>
     </w:p>
     <w:sectPr>
-      <w:pgSz w:w="12240" w:h="15840"/>
-      <w:pgMar w:top="1440" w:right="1440" w:bottom="1440" w:left="1440" w:header="708" w:footer="708" w:gutter="0"/>
+      <w:pgSz w:w="11906" w:h="16838" w:code="9"/>
+      <w:pgMar w:top="720" w:right="720" w:bottom="720" w:left="720" w:header="708" w:footer="708" w:gutter="0"/>
       <w:cols w:space="708"/>
       <w:docGrid w:linePitch="360"/>
     </w:sectPr>
@@ -4144,7 +5401,7 @@
   <w:style w:type="paragraph" w:default="1" w:styleId="Normal">
     <w:name w:val="Normal"/>
     <w:qFormat/>
-    <w:rsid w:val="000B1468"/>
+    <w:rsid w:val="0097460B"/>
     <w:pPr>
       <w:spacing w:after="200" w:line="276" w:lineRule="auto"/>
     </w:pPr>
